--- a/10_Indra Muhammad Miftahul Firdaus_264107060078_SIB_1G_Jobsheet_7_Loop.docx
+++ b/10_Indra Muhammad Miftahul Firdaus_264107060078_SIB_1G_Jobsheet_7_Loop.docx
@@ -1,6 +1,6 @@
 
 <file path=word/document.xml><?xml version="1.0" encoding="utf-8"?>
-<w:document xmlns:wpc="http://schemas.microsoft.com/office/word/2010/wordprocessingCanvas" xmlns:cx="http://schemas.microsoft.com/office/drawing/2014/chartex" xmlns:cx1="http://schemas.microsoft.com/office/drawing/2015/9/8/chartex" xmlns:cx2="http://schemas.microsoft.com/office/drawing/2015/10/21/chartex" xmlns:cx3="http://schemas.microsoft.com/office/drawing/2016/5/9/chartex" xmlns:cx4="http://schemas.microsoft.com/office/drawing/2016/5/10/chartex" xmlns:cx5="http://schemas.microsoft.com/office/drawing/2016/5/11/chartex" xmlns:cx6="http://schemas.microsoft.com/office/drawing/2016/5/12/chartex" xmlns:cx7="http://schemas.microsoft.com/office/drawing/2016/5/13/chartex" xmlns:cx8="http://schemas.microsoft.com/office/drawing/2016/5/14/chartex" xmlns:mc="http://schemas.openxmlformats.org/markup-compatibility/2006" xmlns:aink="http://schemas.microsoft.com/office/drawing/2016/ink" xmlns:am3d="http://schemas.microsoft.com/office/drawing/2017/model3d" xmlns:o="urn:schemas-microsoft-com:office:office" xmlns:oel="http://schemas.microsoft.com/office/2019/extlst" xmlns:r="http://schemas.openxmlformats.org/officeDocument/2006/relationships" xmlns:m="http://schemas.openxmlformats.org/officeDocument/2006/math" xmlns:v="urn:schemas-microsoft-com:vml" xmlns:wp14="http://schemas.microsoft.com/office/word/2010/wordprocessingDrawing" xmlns:wp="http://schemas.openxmlformats.org/drawingml/2006/wordprocessingDrawing" xmlns:w10="urn:schemas-microsoft-com:office:word" xmlns:w="http://schemas.openxmlformats.org/wordprocessingml/2006/main" xmlns:w14="http://schemas.microsoft.com/office/word/2010/wordml" xmlns:w15="http://schemas.microsoft.com/office/word/2012/wordml" xmlns:w16cex="http://schemas.microsoft.com/office/word/2018/wordml/cex" xmlns:w16cid="http://schemas.microsoft.com/office/word/2016/wordml/cid" xmlns:w16="http://schemas.microsoft.com/office/word/2018/wordml" xmlns:w16sdtdh="http://schemas.microsoft.com/office/word/2020/wordml/sdtdatahash" xmlns:w16se="http://schemas.microsoft.com/office/word/2015/wordml/symex" xmlns:wpg="http://schemas.microsoft.com/office/word/2010/wordprocessingGroup" xmlns:wpi="http://schemas.microsoft.com/office/word/2010/wordprocessingInk" xmlns:wne="http://schemas.microsoft.com/office/word/2006/wordml" xmlns:wps="http://schemas.microsoft.com/office/word/2010/wordprocessingShape" mc:Ignorable="w14 w15 w16se w16cid w16 w16cex w16sdtdh wp14">
+<w:document xmlns:wpc="http://schemas.microsoft.com/office/word/2010/wordprocessingCanvas" xmlns:cx="http://schemas.microsoft.com/office/drawing/2014/chartex" xmlns:cx1="http://schemas.microsoft.com/office/drawing/2015/9/8/chartex" xmlns:cx2="http://schemas.microsoft.com/office/drawing/2015/10/21/chartex" xmlns:cx3="http://schemas.microsoft.com/office/drawing/2016/5/9/chartex" xmlns:cx4="http://schemas.microsoft.com/office/drawing/2016/5/10/chartex" xmlns:cx5="http://schemas.microsoft.com/office/drawing/2016/5/11/chartex" xmlns:cx6="http://schemas.microsoft.com/office/drawing/2016/5/12/chartex" xmlns:cx7="http://schemas.microsoft.com/office/drawing/2016/5/13/chartex" xmlns:cx8="http://schemas.microsoft.com/office/drawing/2016/5/14/chartex" xmlns:mc="http://schemas.openxmlformats.org/markup-compatibility/2006" xmlns:aink="http://schemas.microsoft.com/office/drawing/2016/ink" xmlns:am3d="http://schemas.microsoft.com/office/drawing/2017/model3d" xmlns:o="urn:schemas-microsoft-com:office:office" xmlns:oel="http://schemas.microsoft.com/office/2019/extlst" xmlns:r="http://schemas.openxmlformats.org/officeDocument/2006/relationships" xmlns:m="http://schemas.openxmlformats.org/officeDocument/2006/math" xmlns:v="urn:schemas-microsoft-com:vml" xmlns:wp14="http://schemas.microsoft.com/office/word/2010/wordprocessingDrawing" xmlns:wp="http://schemas.openxmlformats.org/drawingml/2006/wordprocessingDrawing" xmlns:w10="urn:schemas-microsoft-com:office:word" xmlns:w="http://schemas.openxmlformats.org/wordprocessingml/2006/main" xmlns:w14="http://schemas.microsoft.com/office/word/2010/wordml" xmlns:w15="http://schemas.microsoft.com/office/word/2012/wordml" xmlns:w16cex="http://schemas.microsoft.com/office/word/2018/wordml/cex" xmlns:w16cid="http://schemas.microsoft.com/office/word/2016/wordml/cid" xmlns:w16="http://schemas.microsoft.com/office/word/2018/wordml" xmlns:w16du="http://schemas.microsoft.com/office/word/2023/wordml/word16du" xmlns:w16sdtdh="http://schemas.microsoft.com/office/word/2020/wordml/sdtdatahash" xmlns:w16sdtfl="http://schemas.microsoft.com/office/word/2024/wordml/sdtformatlock" xmlns:w16se="http://schemas.microsoft.com/office/word/2015/wordml/symex" xmlns:wpg="http://schemas.microsoft.com/office/word/2010/wordprocessingGroup" xmlns:wpi="http://schemas.microsoft.com/office/word/2010/wordprocessingInk" xmlns:wne="http://schemas.microsoft.com/office/word/2006/wordml" xmlns:wps="http://schemas.microsoft.com/office/word/2010/wordprocessingShape" mc:Ignorable="w14 w15 w16se w16cid w16 w16cex w16sdtdh w16sdtfl w16du wp14">
   <w:background w:color="FFFFFF"/>
   <w:body>
     <w:p>
@@ -1452,6 +1452,69 @@
     </w:p>
     <w:p>
       <w:pPr>
+        <w:pBdr>
+          <w:top w:val="nil"/>
+          <w:left w:val="nil"/>
+          <w:bottom w:val="nil"/>
+          <w:right w:val="nil"/>
+          <w:between w:val="nil"/>
+        </w:pBdr>
+        <w:ind w:left="720"/>
+        <w:jc w:val="both"/>
+        <w:rPr>
+          <w:rFonts w:ascii="Calibri" w:eastAsia="Calibri" w:hAnsi="Calibri" w:cs="Calibri"/>
+          <w:color w:val="000000"/>
+          <w:sz w:val="24"/>
+          <w:szCs w:val="24"/>
+        </w:rPr>
+      </w:pPr>
+      <w:r>
+        <w:rPr>
+          <w:rFonts w:ascii="Calibri" w:eastAsia="Calibri" w:hAnsi="Calibri" w:cs="Calibri"/>
+          <w:color w:val="000000"/>
+          <w:sz w:val="24"/>
+          <w:szCs w:val="24"/>
+        </w:rPr>
+        <w:lastRenderedPageBreak/>
+        <w:drawing>
+          <wp:inline distT="0" distB="0" distL="0" distR="0" wp14:anchorId="0CCE69DD" wp14:editId="67F528F0">
+            <wp:extent cx="5731510" cy="3223260"/>
+            <wp:effectExtent l="0" t="0" r="2540" b="0"/>
+            <wp:docPr id="1625286301" name="Picture 1"/>
+            <wp:cNvGraphicFramePr>
+              <a:graphicFrameLocks xmlns:a="http://schemas.openxmlformats.org/drawingml/2006/main" noChangeAspect="1"/>
+            </wp:cNvGraphicFramePr>
+            <a:graphic xmlns:a="http://schemas.openxmlformats.org/drawingml/2006/main">
+              <a:graphicData uri="http://schemas.openxmlformats.org/drawingml/2006/picture">
+                <pic:pic xmlns:pic="http://schemas.openxmlformats.org/drawingml/2006/picture">
+                  <pic:nvPicPr>
+                    <pic:cNvPr id="1625286301" name=""/>
+                    <pic:cNvPicPr/>
+                  </pic:nvPicPr>
+                  <pic:blipFill>
+                    <a:blip r:embed="rId12"/>
+                    <a:stretch>
+                      <a:fillRect/>
+                    </a:stretch>
+                  </pic:blipFill>
+                  <pic:spPr>
+                    <a:xfrm>
+                      <a:off x="0" y="0"/>
+                      <a:ext cx="5731510" cy="3223260"/>
+                    </a:xfrm>
+                    <a:prstGeom prst="rect">
+                      <a:avLst/>
+                    </a:prstGeom>
+                  </pic:spPr>
+                </pic:pic>
+              </a:graphicData>
+            </a:graphic>
+          </wp:inline>
+        </w:drawing>
+      </w:r>
+    </w:p>
+    <w:p>
+      <w:pPr>
         <w:numPr>
           <w:ilvl w:val="0"/>
           <w:numId w:val="2"/>
@@ -1483,6 +1546,41 @@
           <w:szCs w:val="24"/>
         </w:rPr>
         <w:t>Commit and push the program code to Github</w:t>
+      </w:r>
+    </w:p>
+    <w:p>
+      <w:pPr>
+        <w:numPr>
+          <w:ilvl w:val="0"/>
+          <w:numId w:val="2"/>
+        </w:numPr>
+        <w:pBdr>
+          <w:top w:val="nil"/>
+          <w:left w:val="nil"/>
+          <w:bottom w:val="nil"/>
+          <w:right w:val="nil"/>
+          <w:between w:val="nil"/>
+        </w:pBdr>
+        <w:jc w:val="both"/>
+        <w:rPr>
+          <w:rFonts w:ascii="Calibri" w:eastAsia="Calibri" w:hAnsi="Calibri" w:cs="Calibri"/>
+          <w:b/>
+          <w:bCs/>
+          <w:color w:val="000000"/>
+          <w:sz w:val="24"/>
+          <w:szCs w:val="24"/>
+        </w:rPr>
+      </w:pPr>
+      <w:r>
+        <w:rPr>
+          <w:rFonts w:ascii="Calibri" w:eastAsia="Calibri" w:hAnsi="Calibri" w:cs="Calibri"/>
+          <w:b/>
+          <w:bCs/>
+          <w:color w:val="000000"/>
+          <w:sz w:val="24"/>
+          <w:szCs w:val="24"/>
+        </w:rPr>
+        <w:t>https://github.com/IndraMuh/jobsheet7</w:t>
       </w:r>
     </w:p>
     <w:p>
@@ -1586,7 +1684,6 @@
           <w:sz w:val="24"/>
           <w:szCs w:val="24"/>
         </w:rPr>
-        <w:lastRenderedPageBreak/>
         <w:drawing>
           <wp:inline distT="0" distB="0" distL="0" distR="0" wp14:anchorId="683CDD27" wp14:editId="1B7A51B4">
             <wp:extent cx="3273711" cy="2334126"/>
@@ -1603,7 +1700,7 @@
                     <pic:cNvPicPr/>
                   </pic:nvPicPr>
                   <pic:blipFill>
-                    <a:blip r:embed="rId12">
+                    <a:blip r:embed="rId13">
                       <a:extLst>
                         <a:ext uri="{28A0092B-C50C-407E-A947-70E740481C1C}">
                           <a14:useLocalDpi xmlns:a14="http://schemas.microsoft.com/office/drawing/2010/main" val="0"/>
@@ -1632,6 +1729,68 @@
     </w:p>
     <w:p>
       <w:pPr>
+        <w:pBdr>
+          <w:top w:val="nil"/>
+          <w:left w:val="nil"/>
+          <w:bottom w:val="nil"/>
+          <w:right w:val="nil"/>
+          <w:between w:val="nil"/>
+        </w:pBdr>
+        <w:jc w:val="both"/>
+        <w:rPr>
+          <w:rFonts w:ascii="Calibri" w:eastAsia="Calibri" w:hAnsi="Calibri" w:cs="Calibri"/>
+          <w:color w:val="000000"/>
+          <w:sz w:val="24"/>
+          <w:szCs w:val="24"/>
+        </w:rPr>
+      </w:pPr>
+      <w:r>
+        <w:rPr>
+          <w:rFonts w:ascii="Calibri" w:eastAsia="Calibri" w:hAnsi="Calibri" w:cs="Calibri"/>
+          <w:color w:val="000000"/>
+          <w:sz w:val="24"/>
+          <w:szCs w:val="24"/>
+        </w:rPr>
+        <w:lastRenderedPageBreak/>
+        <w:drawing>
+          <wp:inline distT="0" distB="0" distL="0" distR="0" wp14:anchorId="3B65996D" wp14:editId="6A5B2FDB">
+            <wp:extent cx="5731510" cy="3203575"/>
+            <wp:effectExtent l="0" t="0" r="2540" b="0"/>
+            <wp:docPr id="1079850877" name="Picture 1"/>
+            <wp:cNvGraphicFramePr>
+              <a:graphicFrameLocks xmlns:a="http://schemas.openxmlformats.org/drawingml/2006/main" noChangeAspect="1"/>
+            </wp:cNvGraphicFramePr>
+            <a:graphic xmlns:a="http://schemas.openxmlformats.org/drawingml/2006/main">
+              <a:graphicData uri="http://schemas.openxmlformats.org/drawingml/2006/picture">
+                <pic:pic xmlns:pic="http://schemas.openxmlformats.org/drawingml/2006/picture">
+                  <pic:nvPicPr>
+                    <pic:cNvPr id="1079850877" name=""/>
+                    <pic:cNvPicPr/>
+                  </pic:nvPicPr>
+                  <pic:blipFill>
+                    <a:blip r:embed="rId14"/>
+                    <a:stretch>
+                      <a:fillRect/>
+                    </a:stretch>
+                  </pic:blipFill>
+                  <pic:spPr>
+                    <a:xfrm>
+                      <a:off x="0" y="0"/>
+                      <a:ext cx="5731510" cy="3203575"/>
+                    </a:xfrm>
+                    <a:prstGeom prst="rect">
+                      <a:avLst/>
+                    </a:prstGeom>
+                  </pic:spPr>
+                </pic:pic>
+              </a:graphicData>
+            </a:graphic>
+          </wp:inline>
+        </w:drawing>
+      </w:r>
+    </w:p>
+    <w:p>
+      <w:pPr>
         <w:pStyle w:val="Sub-bab2"/>
         <w:numPr>
           <w:ilvl w:val="0"/>
@@ -1882,7 +2041,7 @@
                     <pic:cNvPicPr/>
                   </pic:nvPicPr>
                   <pic:blipFill>
-                    <a:blip r:embed="rId13">
+                    <a:blip r:embed="rId15">
                       <a:extLst>
                         <a:ext uri="{28A0092B-C50C-407E-A947-70E740481C1C}">
                           <a14:useLocalDpi xmlns:a14="http://schemas.microsoft.com/office/drawing/2010/main" val="0"/>
@@ -2123,6 +2282,429 @@
           <w:right w:val="nil"/>
           <w:between w:val="nil"/>
         </w:pBdr>
+        <w:jc w:val="both"/>
+        <w:rPr>
+          <w:rFonts w:ascii="Calibri" w:eastAsia="Calibri" w:hAnsi="Calibri" w:cs="Calibri"/>
+          <w:b/>
+          <w:bCs/>
+          <w:color w:val="000000"/>
+          <w:sz w:val="24"/>
+          <w:szCs w:val="24"/>
+        </w:rPr>
+      </w:pPr>
+    </w:p>
+    <w:p>
+      <w:pPr>
+        <w:pBdr>
+          <w:top w:val="nil"/>
+          <w:left w:val="nil"/>
+          <w:bottom w:val="nil"/>
+          <w:right w:val="nil"/>
+          <w:between w:val="nil"/>
+        </w:pBdr>
+        <w:jc w:val="both"/>
+        <w:rPr>
+          <w:rFonts w:ascii="Calibri" w:eastAsia="Calibri" w:hAnsi="Calibri" w:cs="Calibri"/>
+          <w:b/>
+          <w:bCs/>
+          <w:color w:val="000000"/>
+          <w:sz w:val="24"/>
+          <w:szCs w:val="24"/>
+        </w:rPr>
+      </w:pPr>
+      <w:r>
+        <w:rPr>
+          <w:rFonts w:ascii="Calibri" w:eastAsia="Calibri" w:hAnsi="Calibri" w:cs="Calibri"/>
+          <w:b/>
+          <w:bCs/>
+          <w:color w:val="000000"/>
+          <w:sz w:val="24"/>
+          <w:szCs w:val="24"/>
+        </w:rPr>
+        <w:t>Answer:</w:t>
+      </w:r>
+    </w:p>
+    <w:p>
+      <w:pPr>
+        <w:pStyle w:val="ListParagraph"/>
+        <w:numPr>
+          <w:ilvl w:val="3"/>
+          <w:numId w:val="7"/>
+        </w:numPr>
+        <w:pBdr>
+          <w:top w:val="nil"/>
+          <w:left w:val="nil"/>
+          <w:bottom w:val="nil"/>
+          <w:right w:val="nil"/>
+          <w:between w:val="nil"/>
+        </w:pBdr>
+        <w:jc w:val="both"/>
+        <w:rPr>
+          <w:rFonts w:ascii="Calibri" w:eastAsia="Calibri" w:hAnsi="Calibri" w:cs="Calibri"/>
+          <w:color w:val="000000"/>
+          <w:sz w:val="24"/>
+          <w:szCs w:val="24"/>
+        </w:rPr>
+      </w:pPr>
+      <w:r>
+        <w:rPr>
+          <w:rFonts w:ascii="Calibri" w:eastAsia="Calibri" w:hAnsi="Calibri" w:cs="Calibri"/>
+          <w:color w:val="000000"/>
+          <w:sz w:val="24"/>
+          <w:szCs w:val="24"/>
+        </w:rPr>
+        <w:drawing>
+          <wp:inline distT="0" distB="0" distL="0" distR="0" wp14:anchorId="1B90C963" wp14:editId="1C8AA00D">
+            <wp:extent cx="4016088" cy="1348857"/>
+            <wp:effectExtent l="0" t="0" r="3810" b="3810"/>
+            <wp:docPr id="1200415002" name="Picture 1"/>
+            <wp:cNvGraphicFramePr>
+              <a:graphicFrameLocks xmlns:a="http://schemas.openxmlformats.org/drawingml/2006/main" noChangeAspect="1"/>
+            </wp:cNvGraphicFramePr>
+            <a:graphic xmlns:a="http://schemas.openxmlformats.org/drawingml/2006/main">
+              <a:graphicData uri="http://schemas.openxmlformats.org/drawingml/2006/picture">
+                <pic:pic xmlns:pic="http://schemas.openxmlformats.org/drawingml/2006/picture">
+                  <pic:nvPicPr>
+                    <pic:cNvPr id="66653620" name=""/>
+                    <pic:cNvPicPr/>
+                  </pic:nvPicPr>
+                  <pic:blipFill>
+                    <a:blip r:embed="rId16"/>
+                    <a:stretch>
+                      <a:fillRect/>
+                    </a:stretch>
+                  </pic:blipFill>
+                  <pic:spPr>
+                    <a:xfrm>
+                      <a:off x="0" y="0"/>
+                      <a:ext cx="4016088" cy="1348857"/>
+                    </a:xfrm>
+                    <a:prstGeom prst="rect">
+                      <a:avLst/>
+                    </a:prstGeom>
+                  </pic:spPr>
+                </pic:pic>
+              </a:graphicData>
+            </a:graphic>
+          </wp:inline>
+        </w:drawing>
+      </w:r>
+    </w:p>
+    <w:p>
+      <w:pPr>
+        <w:numPr>
+          <w:ilvl w:val="4"/>
+          <w:numId w:val="7"/>
+        </w:numPr>
+        <w:pBdr>
+          <w:top w:val="nil"/>
+          <w:left w:val="nil"/>
+          <w:bottom w:val="nil"/>
+          <w:right w:val="nil"/>
+          <w:between w:val="nil"/>
+        </w:pBdr>
+        <w:jc w:val="both"/>
+        <w:rPr>
+          <w:rFonts w:ascii="Calibri" w:eastAsia="Calibri" w:hAnsi="Calibri" w:cs="Calibri"/>
+          <w:color w:val="000000"/>
+          <w:sz w:val="24"/>
+          <w:szCs w:val="24"/>
+          <w:lang w:val="en-ID"/>
+        </w:rPr>
+      </w:pPr>
+      <w:r>
+        <w:rPr>
+          <w:rFonts w:ascii="Calibri" w:eastAsia="Calibri" w:hAnsi="Calibri" w:cs="Calibri"/>
+          <w:color w:val="000000"/>
+          <w:sz w:val="24"/>
+          <w:szCs w:val="24"/>
+          <w:lang w:val="en-ID"/>
+        </w:rPr>
+        <w:lastRenderedPageBreak/>
+        <w:t>Initialization: int i = 1</w:t>
+      </w:r>
+    </w:p>
+    <w:p>
+      <w:pPr>
+        <w:numPr>
+          <w:ilvl w:val="4"/>
+          <w:numId w:val="7"/>
+        </w:numPr>
+        <w:pBdr>
+          <w:top w:val="nil"/>
+          <w:left w:val="nil"/>
+          <w:bottom w:val="nil"/>
+          <w:right w:val="nil"/>
+          <w:between w:val="nil"/>
+        </w:pBdr>
+        <w:jc w:val="both"/>
+        <w:rPr>
+          <w:rFonts w:ascii="Calibri" w:eastAsia="Calibri" w:hAnsi="Calibri" w:cs="Calibri"/>
+          <w:color w:val="000000"/>
+          <w:sz w:val="24"/>
+          <w:szCs w:val="24"/>
+          <w:lang w:val="en-ID"/>
+        </w:rPr>
+      </w:pPr>
+      <w:r>
+        <w:rPr>
+          <w:rFonts w:ascii="Calibri" w:eastAsia="Calibri" w:hAnsi="Calibri" w:cs="Calibri"/>
+          <w:color w:val="000000"/>
+          <w:sz w:val="24"/>
+          <w:szCs w:val="24"/>
+          <w:lang w:val="en-ID"/>
+        </w:rPr>
+        <w:t>Condition: i &lt;= 10</w:t>
+      </w:r>
+    </w:p>
+    <w:p>
+      <w:pPr>
+        <w:numPr>
+          <w:ilvl w:val="4"/>
+          <w:numId w:val="7"/>
+        </w:numPr>
+        <w:pBdr>
+          <w:top w:val="nil"/>
+          <w:left w:val="nil"/>
+          <w:bottom w:val="nil"/>
+          <w:right w:val="nil"/>
+          <w:between w:val="nil"/>
+        </w:pBdr>
+        <w:jc w:val="both"/>
+        <w:rPr>
+          <w:rFonts w:ascii="Calibri" w:eastAsia="Calibri" w:hAnsi="Calibri" w:cs="Calibri"/>
+          <w:color w:val="000000"/>
+          <w:sz w:val="24"/>
+          <w:szCs w:val="24"/>
+          <w:lang w:val="en-ID"/>
+        </w:rPr>
+      </w:pPr>
+      <w:r>
+        <w:rPr>
+          <w:rFonts w:ascii="Calibri" w:eastAsia="Calibri" w:hAnsi="Calibri" w:cs="Calibri"/>
+          <w:color w:val="000000"/>
+          <w:sz w:val="24"/>
+          <w:szCs w:val="24"/>
+          <w:lang w:val="en-ID"/>
+        </w:rPr>
+        <w:t>Update: i++</w:t>
+      </w:r>
+    </w:p>
+    <w:p>
+      <w:pPr>
+        <w:numPr>
+          <w:ilvl w:val="4"/>
+          <w:numId w:val="7"/>
+        </w:numPr>
+        <w:pBdr>
+          <w:top w:val="nil"/>
+          <w:left w:val="nil"/>
+          <w:bottom w:val="nil"/>
+          <w:right w:val="nil"/>
+          <w:between w:val="nil"/>
+        </w:pBdr>
+        <w:jc w:val="both"/>
+        <w:rPr>
+          <w:rFonts w:ascii="Calibri" w:eastAsia="Calibri" w:hAnsi="Calibri" w:cs="Calibri"/>
+          <w:color w:val="000000"/>
+          <w:sz w:val="24"/>
+          <w:szCs w:val="24"/>
+          <w:lang w:val="en-ID"/>
+        </w:rPr>
+      </w:pPr>
+      <w:r>
+        <w:rPr>
+          <w:rFonts w:ascii="Calibri" w:eastAsia="Calibri" w:hAnsi="Calibri" w:cs="Calibri"/>
+          <w:color w:val="000000"/>
+          <w:sz w:val="24"/>
+          <w:szCs w:val="24"/>
+          <w:lang w:val="en-ID"/>
+        </w:rPr>
+        <w:t>Body: everything inside { } (the input and the two if checks)</w:t>
+      </w:r>
+    </w:p>
+    <w:p>
+      <w:pPr>
+        <w:numPr>
+          <w:ilvl w:val="3"/>
+          <w:numId w:val="7"/>
+        </w:numPr>
+        <w:pBdr>
+          <w:top w:val="nil"/>
+          <w:left w:val="nil"/>
+          <w:bottom w:val="nil"/>
+          <w:right w:val="nil"/>
+          <w:between w:val="nil"/>
+        </w:pBdr>
+        <w:jc w:val="both"/>
+        <w:rPr>
+          <w:rFonts w:ascii="Calibri" w:eastAsia="Calibri" w:hAnsi="Calibri" w:cs="Calibri"/>
+          <w:color w:val="000000"/>
+          <w:sz w:val="24"/>
+          <w:szCs w:val="24"/>
+          <w:lang w:val="en-ID"/>
+        </w:rPr>
+      </w:pPr>
+      <w:r>
+        <w:rPr>
+          <w:rFonts w:ascii="Calibri" w:eastAsia="Calibri" w:hAnsi="Calibri" w:cs="Calibri"/>
+          <w:color w:val="000000"/>
+          <w:sz w:val="24"/>
+          <w:szCs w:val="24"/>
+        </w:rPr>
+        <w:t>Grades range from 0 to 100, so the starting values must be the worst possible case. Any real grade is then ≥ 0 (it replaces highest) and ≤ 100 (it replaces lowest). If you swap them (highest = 100, lowest = 0), then grade &gt; 100 and grade &lt; 0 can never be true. The values never update, and the program always prints Highest 100.0 and Lowest 0.0 whatever you type.</w:t>
+      </w:r>
+    </w:p>
+    <w:p>
+      <w:pPr>
+        <w:numPr>
+          <w:ilvl w:val="3"/>
+          <w:numId w:val="7"/>
+        </w:numPr>
+        <w:pBdr>
+          <w:top w:val="nil"/>
+          <w:left w:val="nil"/>
+          <w:bottom w:val="nil"/>
+          <w:right w:val="nil"/>
+          <w:between w:val="nil"/>
+        </w:pBdr>
+        <w:jc w:val="both"/>
+        <w:rPr>
+          <w:rFonts w:ascii="Calibri" w:eastAsia="Calibri" w:hAnsi="Calibri" w:cs="Calibri"/>
+          <w:color w:val="000000"/>
+          <w:sz w:val="24"/>
+          <w:szCs w:val="24"/>
+          <w:lang w:val="en-ID"/>
+        </w:rPr>
+      </w:pPr>
+      <w:r>
+        <w:rPr>
+          <w:rFonts w:ascii="Calibri" w:eastAsia="Calibri" w:hAnsi="Calibri" w:cs="Calibri"/>
+          <w:color w:val="000000"/>
+          <w:sz w:val="24"/>
+          <w:szCs w:val="24"/>
+        </w:rPr>
+        <w:t>It runs once per student. The first if compares the new grade with the current highest and replaces it if the grade is larger. The second if does the same for the lowest. After 10 iterations, highest and lowest hold the extremes. In your run, 100 became the highest at student 1, and 20 stayed the lowest until the end.</w:t>
+      </w:r>
+    </w:p>
+    <w:p>
+      <w:pPr>
+        <w:numPr>
+          <w:ilvl w:val="3"/>
+          <w:numId w:val="7"/>
+        </w:numPr>
+        <w:pBdr>
+          <w:top w:val="nil"/>
+          <w:left w:val="nil"/>
+          <w:bottom w:val="nil"/>
+          <w:right w:val="nil"/>
+          <w:between w:val="nil"/>
+        </w:pBdr>
+        <w:jc w:val="both"/>
+        <w:rPr>
+          <w:rFonts w:ascii="Calibri" w:eastAsia="Calibri" w:hAnsi="Calibri" w:cs="Calibri"/>
+          <w:color w:val="000000"/>
+          <w:sz w:val="24"/>
+          <w:szCs w:val="24"/>
+          <w:lang w:val="en-ID"/>
+        </w:rPr>
+      </w:pPr>
+      <w:r>
+        <w:rPr>
+          <w:rFonts w:ascii="Calibri" w:eastAsia="Calibri" w:hAnsi="Calibri" w:cs="Calibri"/>
+          <w:color w:val="000000"/>
+          <w:sz w:val="24"/>
+          <w:szCs w:val="24"/>
+          <w:lang w:val="en-ID"/>
+        </w:rPr>
+        <w:drawing>
+          <wp:inline distT="0" distB="0" distL="0" distR="0" wp14:anchorId="238AEB4F" wp14:editId="1ACF8F58">
+            <wp:extent cx="5731510" cy="3188970"/>
+            <wp:effectExtent l="0" t="0" r="2540" b="0"/>
+            <wp:docPr id="1090932719" name="Picture 1"/>
+            <wp:cNvGraphicFramePr>
+              <a:graphicFrameLocks xmlns:a="http://schemas.openxmlformats.org/drawingml/2006/main" noChangeAspect="1"/>
+            </wp:cNvGraphicFramePr>
+            <a:graphic xmlns:a="http://schemas.openxmlformats.org/drawingml/2006/main">
+              <a:graphicData uri="http://schemas.openxmlformats.org/drawingml/2006/picture">
+                <pic:pic xmlns:pic="http://schemas.openxmlformats.org/drawingml/2006/picture">
+                  <pic:nvPicPr>
+                    <pic:cNvPr id="1090932719" name=""/>
+                    <pic:cNvPicPr/>
+                  </pic:nvPicPr>
+                  <pic:blipFill>
+                    <a:blip r:embed="rId17"/>
+                    <a:stretch>
+                      <a:fillRect/>
+                    </a:stretch>
+                  </pic:blipFill>
+                  <pic:spPr>
+                    <a:xfrm>
+                      <a:off x="0" y="0"/>
+                      <a:ext cx="5731510" cy="3188970"/>
+                    </a:xfrm>
+                    <a:prstGeom prst="rect">
+                      <a:avLst/>
+                    </a:prstGeom>
+                  </pic:spPr>
+                </pic:pic>
+              </a:graphicData>
+            </a:graphic>
+          </wp:inline>
+        </w:drawing>
+      </w:r>
+    </w:p>
+    <w:p>
+      <w:pPr>
+        <w:pStyle w:val="ListParagraph"/>
+        <w:pBdr>
+          <w:top w:val="nil"/>
+          <w:left w:val="nil"/>
+          <w:bottom w:val="nil"/>
+          <w:right w:val="nil"/>
+          <w:between w:val="nil"/>
+        </w:pBdr>
+        <w:ind w:left="2880"/>
+        <w:jc w:val="both"/>
+        <w:rPr>
+          <w:rFonts w:ascii="Calibri" w:eastAsia="Calibri" w:hAnsi="Calibri" w:cs="Calibri"/>
+          <w:b/>
+          <w:bCs/>
+          <w:color w:val="000000"/>
+          <w:sz w:val="24"/>
+          <w:szCs w:val="24"/>
+        </w:rPr>
+      </w:pPr>
+    </w:p>
+    <w:p>
+      <w:pPr>
+        <w:pBdr>
+          <w:top w:val="nil"/>
+          <w:left w:val="nil"/>
+          <w:bottom w:val="nil"/>
+          <w:right w:val="nil"/>
+          <w:between w:val="nil"/>
+        </w:pBdr>
+        <w:jc w:val="both"/>
+        <w:rPr>
+          <w:rFonts w:ascii="Calibri" w:eastAsia="Calibri" w:hAnsi="Calibri" w:cs="Calibri"/>
+          <w:b/>
+          <w:bCs/>
+          <w:color w:val="000000"/>
+          <w:sz w:val="24"/>
+          <w:szCs w:val="24"/>
+        </w:rPr>
+      </w:pPr>
+    </w:p>
+    <w:p>
+      <w:pPr>
+        <w:pBdr>
+          <w:top w:val="nil"/>
+          <w:left w:val="nil"/>
+          <w:bottom w:val="nil"/>
+          <w:right w:val="nil"/>
+          <w:between w:val="nil"/>
+        </w:pBdr>
         <w:ind w:left="426"/>
         <w:jc w:val="both"/>
         <w:rPr>
@@ -2295,7 +2877,17 @@
           <w:sz w:val="24"/>
           <w:szCs w:val="24"/>
         </w:rPr>
-        <w:t xml:space="preserve"> an invalid grade (negative or greater than 100), the program must ignore the input and ask the lecturer to re-enter it. Next, valid grades are grouped into letter categories A (80 &lt; grade ≤ 100), B+ (73 &lt; grade ≤ 80), B (65 &lt; grade ≤ 73), C+ (60 &lt; grade ≤ 65), C (50 &lt; grade ≤ 60), D (39 &lt; grade ≤ 50), and E (grade ≤ 39).</w:t>
+        <w:t xml:space="preserve"> an invalid grade (negative or greater than 100), the program must ignore the input and ask the lecturer to re-enter it. Next, valid grades are grouped into letter </w:t>
+      </w:r>
+      <w:r>
+        <w:rPr>
+          <w:rFonts w:ascii="Calibri" w:eastAsia="Calibri" w:hAnsi="Calibri" w:cs="Calibri"/>
+          <w:color w:val="000000"/>
+          <w:sz w:val="24"/>
+          <w:szCs w:val="24"/>
+        </w:rPr>
+        <w:lastRenderedPageBreak/>
+        <w:t>categories A (80 &lt; grade ≤ 100), B+ (73 &lt; grade ≤ 80), B (65 &lt; grade ≤ 73), C+ (60 &lt; grade ≤ 65), C (50 &lt; grade ≤ 60), D (39 &lt; grade ≤ 50), and E (grade ≤ 39).</w:t>
       </w:r>
     </w:p>
     <w:p>
@@ -2461,7 +3053,6 @@
           <w:sz w:val="24"/>
           <w:szCs w:val="24"/>
         </w:rPr>
-        <w:lastRenderedPageBreak/>
         <w:t xml:space="preserve">Create a basic Java program structure consisting of the </w:t>
       </w:r>
       <w:r>
@@ -2771,7 +3362,7 @@
                     <pic:cNvPicPr/>
                   </pic:nvPicPr>
                   <pic:blipFill>
-                    <a:blip r:embed="rId14">
+                    <a:blip r:embed="rId18">
                       <a:extLst>
                         <a:ext uri="{28A0092B-C50C-407E-A947-70E740481C1C}">
                           <a14:useLocalDpi xmlns:a14="http://schemas.microsoft.com/office/drawing/2010/main" val="0"/>
@@ -2891,7 +3482,7 @@
                     <pic:cNvPicPr/>
                   </pic:nvPicPr>
                   <pic:blipFill>
-                    <a:blip r:embed="rId15">
+                    <a:blip r:embed="rId19">
                       <a:extLst>
                         <a:ext uri="{28A0092B-C50C-407E-A947-70E740481C1C}">
                           <a14:useLocalDpi xmlns:a14="http://schemas.microsoft.com/office/drawing/2010/main" val="0"/>
@@ -3011,7 +3602,7 @@
                     <pic:cNvPicPr/>
                   </pic:nvPicPr>
                   <pic:blipFill rotWithShape="1">
-                    <a:blip r:embed="rId16">
+                    <a:blip r:embed="rId20">
                       <a:extLst>
                         <a:ext uri="{28A0092B-C50C-407E-A947-70E740481C1C}">
                           <a14:useLocalDpi xmlns:a14="http://schemas.microsoft.com/office/drawing/2010/main" val="0"/>
@@ -3078,6 +3669,68 @@
     </w:p>
     <w:p>
       <w:pPr>
+        <w:pBdr>
+          <w:top w:val="nil"/>
+          <w:left w:val="nil"/>
+          <w:bottom w:val="nil"/>
+          <w:right w:val="nil"/>
+          <w:between w:val="nil"/>
+        </w:pBdr>
+        <w:ind w:left="720"/>
+        <w:jc w:val="both"/>
+        <w:rPr>
+          <w:rFonts w:ascii="Calibri" w:eastAsia="Calibri" w:hAnsi="Calibri" w:cs="Calibri"/>
+          <w:color w:val="000000"/>
+          <w:sz w:val="24"/>
+          <w:szCs w:val="24"/>
+        </w:rPr>
+      </w:pPr>
+      <w:r>
+        <w:rPr>
+          <w:rFonts w:ascii="Calibri" w:eastAsia="Calibri" w:hAnsi="Calibri" w:cs="Calibri"/>
+          <w:color w:val="000000"/>
+          <w:sz w:val="24"/>
+          <w:szCs w:val="24"/>
+        </w:rPr>
+        <w:drawing>
+          <wp:inline distT="0" distB="0" distL="0" distR="0" wp14:anchorId="3D0B0A8C" wp14:editId="19B5E3EB">
+            <wp:extent cx="5731510" cy="3223260"/>
+            <wp:effectExtent l="0" t="0" r="2540" b="0"/>
+            <wp:docPr id="1589744392" name="Picture 1"/>
+            <wp:cNvGraphicFramePr>
+              <a:graphicFrameLocks xmlns:a="http://schemas.openxmlformats.org/drawingml/2006/main" noChangeAspect="1"/>
+            </wp:cNvGraphicFramePr>
+            <a:graphic xmlns:a="http://schemas.openxmlformats.org/drawingml/2006/main">
+              <a:graphicData uri="http://schemas.openxmlformats.org/drawingml/2006/picture">
+                <pic:pic xmlns:pic="http://schemas.openxmlformats.org/drawingml/2006/picture">
+                  <pic:nvPicPr>
+                    <pic:cNvPr id="1589744392" name=""/>
+                    <pic:cNvPicPr/>
+                  </pic:nvPicPr>
+                  <pic:blipFill>
+                    <a:blip r:embed="rId21"/>
+                    <a:stretch>
+                      <a:fillRect/>
+                    </a:stretch>
+                  </pic:blipFill>
+                  <pic:spPr>
+                    <a:xfrm>
+                      <a:off x="0" y="0"/>
+                      <a:ext cx="5731510" cy="3223260"/>
+                    </a:xfrm>
+                    <a:prstGeom prst="rect">
+                      <a:avLst/>
+                    </a:prstGeom>
+                  </pic:spPr>
+                </pic:pic>
+              </a:graphicData>
+            </a:graphic>
+          </wp:inline>
+        </w:drawing>
+      </w:r>
+    </w:p>
+    <w:p>
+      <w:pPr>
         <w:numPr>
           <w:ilvl w:val="0"/>
           <w:numId w:val="5"/>
@@ -3107,6 +3760,28 @@
           <w:szCs w:val="24"/>
         </w:rPr>
         <w:t>Commit and push the program code to Github</w:t>
+      </w:r>
+      <w:r>
+        <w:rPr>
+          <w:rFonts w:ascii="Calibri" w:eastAsia="Calibri" w:hAnsi="Calibri" w:cs="Calibri"/>
+          <w:b/>
+          <w:bCs/>
+          <w:color w:val="000000"/>
+          <w:sz w:val="24"/>
+          <w:szCs w:val="24"/>
+        </w:rPr>
+        <w:t xml:space="preserve"> </w:t>
+      </w:r>
+      <w:r>
+        <w:rPr>
+          <w:rFonts w:ascii="Calibri" w:eastAsia="Calibri" w:hAnsi="Calibri" w:cs="Calibri"/>
+          <w:b/>
+          <w:bCs/>
+          <w:color w:val="000000"/>
+          <w:sz w:val="24"/>
+          <w:szCs w:val="24"/>
+        </w:rPr>
+        <w:t>https://github.com/IndraMuh/jobsheet7</w:t>
       </w:r>
     </w:p>
     <w:p>
@@ -3152,6 +3827,7 @@
           <w:szCs w:val="24"/>
           <w:lang w:eastAsia="zh-TW"/>
         </w:rPr>
+        <w:lastRenderedPageBreak/>
         <w:t>Experimental Steps</w:t>
       </w:r>
     </w:p>
@@ -3223,7 +3899,7 @@
                     <pic:cNvPicPr/>
                   </pic:nvPicPr>
                   <pic:blipFill>
-                    <a:blip r:embed="rId17">
+                    <a:blip r:embed="rId22">
                       <a:extLst>
                         <a:ext uri="{28A0092B-C50C-407E-A947-70E740481C1C}">
                           <a14:useLocalDpi xmlns:a14="http://schemas.microsoft.com/office/drawing/2010/main" val="0"/>
@@ -3267,6 +3943,67 @@
           <w:szCs w:val="24"/>
         </w:rPr>
       </w:pPr>
+      <w:r>
+        <w:rPr>
+          <w:rFonts w:ascii="Calibri" w:eastAsia="Calibri" w:hAnsi="Calibri" w:cs="Calibri"/>
+          <w:color w:val="000000"/>
+          <w:sz w:val="24"/>
+          <w:szCs w:val="24"/>
+        </w:rPr>
+        <w:drawing>
+          <wp:inline distT="0" distB="0" distL="0" distR="0" wp14:anchorId="7E032994" wp14:editId="2414AF90">
+            <wp:extent cx="5731510" cy="3223260"/>
+            <wp:effectExtent l="0" t="0" r="2540" b="0"/>
+            <wp:docPr id="1221073502" name="Picture 1"/>
+            <wp:cNvGraphicFramePr>
+              <a:graphicFrameLocks xmlns:a="http://schemas.openxmlformats.org/drawingml/2006/main" noChangeAspect="1"/>
+            </wp:cNvGraphicFramePr>
+            <a:graphic xmlns:a="http://schemas.openxmlformats.org/drawingml/2006/main">
+              <a:graphicData uri="http://schemas.openxmlformats.org/drawingml/2006/picture">
+                <pic:pic xmlns:pic="http://schemas.openxmlformats.org/drawingml/2006/picture">
+                  <pic:nvPicPr>
+                    <pic:cNvPr id="1221073502" name=""/>
+                    <pic:cNvPicPr/>
+                  </pic:nvPicPr>
+                  <pic:blipFill>
+                    <a:blip r:embed="rId23"/>
+                    <a:stretch>
+                      <a:fillRect/>
+                    </a:stretch>
+                  </pic:blipFill>
+                  <pic:spPr>
+                    <a:xfrm>
+                      <a:off x="0" y="0"/>
+                      <a:ext cx="5731510" cy="3223260"/>
+                    </a:xfrm>
+                    <a:prstGeom prst="rect">
+                      <a:avLst/>
+                    </a:prstGeom>
+                  </pic:spPr>
+                </pic:pic>
+              </a:graphicData>
+            </a:graphic>
+          </wp:inline>
+        </w:drawing>
+      </w:r>
+    </w:p>
+    <w:p>
+      <w:pPr>
+        <w:pBdr>
+          <w:top w:val="nil"/>
+          <w:left w:val="nil"/>
+          <w:bottom w:val="nil"/>
+          <w:right w:val="nil"/>
+          <w:between w:val="nil"/>
+        </w:pBdr>
+        <w:jc w:val="both"/>
+        <w:rPr>
+          <w:rFonts w:ascii="Calibri" w:eastAsia="Calibri" w:hAnsi="Calibri" w:cs="Calibri"/>
+          <w:color w:val="000000"/>
+          <w:sz w:val="24"/>
+          <w:szCs w:val="24"/>
+        </w:rPr>
+      </w:pPr>
     </w:p>
     <w:p>
       <w:pPr>
@@ -3292,7 +4029,6 @@
           <w:szCs w:val="24"/>
           <w:lang w:eastAsia="zh-TW"/>
         </w:rPr>
-        <w:lastRenderedPageBreak/>
         <w:t>Question</w:t>
       </w:r>
     </w:p>
@@ -3370,7 +4106,7 @@
                     <pic:cNvPicPr/>
                   </pic:nvPicPr>
                   <pic:blipFill>
-                    <a:blip r:embed="rId18">
+                    <a:blip r:embed="rId24">
                       <a:extLst>
                         <a:ext uri="{28A0092B-C50C-407E-A947-70E740481C1C}">
                           <a14:useLocalDpi xmlns:a14="http://schemas.microsoft.com/office/drawing/2010/main" val="0"/>
@@ -3555,6 +4291,7 @@
           <w:sz w:val="24"/>
           <w:szCs w:val="24"/>
         </w:rPr>
+        <w:lastRenderedPageBreak/>
         <w:t xml:space="preserve">Why is the </w:t>
       </w:r>
       <w:r>
@@ -3678,6 +4415,277 @@
     </w:p>
     <w:p>
       <w:pPr>
+        <w:pBdr>
+          <w:top w:val="nil"/>
+          <w:left w:val="nil"/>
+          <w:bottom w:val="nil"/>
+          <w:right w:val="nil"/>
+          <w:between w:val="nil"/>
+        </w:pBdr>
+        <w:jc w:val="both"/>
+        <w:rPr>
+          <w:rFonts w:ascii="Calibri" w:eastAsia="Calibri" w:hAnsi="Calibri" w:cs="Calibri"/>
+          <w:b/>
+          <w:bCs/>
+          <w:color w:val="000000"/>
+          <w:sz w:val="24"/>
+          <w:szCs w:val="24"/>
+        </w:rPr>
+      </w:pPr>
+      <w:r>
+        <w:rPr>
+          <w:rFonts w:ascii="Calibri" w:eastAsia="Calibri" w:hAnsi="Calibri" w:cs="Calibri"/>
+          <w:b/>
+          <w:bCs/>
+          <w:color w:val="000000"/>
+          <w:sz w:val="24"/>
+          <w:szCs w:val="24"/>
+        </w:rPr>
+        <w:t>Answer:</w:t>
+      </w:r>
+    </w:p>
+    <w:p>
+      <w:pPr>
+        <w:pStyle w:val="ListParagraph"/>
+        <w:numPr>
+          <w:ilvl w:val="0"/>
+          <w:numId w:val="21"/>
+        </w:numPr>
+        <w:pBdr>
+          <w:top w:val="nil"/>
+          <w:left w:val="nil"/>
+          <w:bottom w:val="nil"/>
+          <w:right w:val="nil"/>
+          <w:between w:val="nil"/>
+        </w:pBdr>
+        <w:jc w:val="both"/>
+        <w:rPr>
+          <w:rFonts w:ascii="Calibri" w:eastAsia="Calibri" w:hAnsi="Calibri" w:cs="Calibri"/>
+          <w:color w:val="000000"/>
+          <w:sz w:val="24"/>
+          <w:szCs w:val="24"/>
+          <w:lang w:val="en-ID"/>
+        </w:rPr>
+      </w:pPr>
+    </w:p>
+    <w:p>
+      <w:pPr>
+        <w:pStyle w:val="ListParagraph"/>
+        <w:numPr>
+          <w:ilvl w:val="0"/>
+          <w:numId w:val="24"/>
+        </w:numPr>
+        <w:pBdr>
+          <w:top w:val="nil"/>
+          <w:left w:val="nil"/>
+          <w:bottom w:val="nil"/>
+          <w:right w:val="nil"/>
+          <w:between w:val="nil"/>
+        </w:pBdr>
+        <w:jc w:val="both"/>
+        <w:rPr>
+          <w:rFonts w:ascii="Calibri" w:eastAsia="Calibri" w:hAnsi="Calibri" w:cs="Calibri"/>
+          <w:color w:val="000000"/>
+          <w:sz w:val="24"/>
+          <w:szCs w:val="24"/>
+          <w:lang w:val="en-ID"/>
+        </w:rPr>
+      </w:pPr>
+      <w:r>
+        <w:rPr>
+          <w:rFonts w:ascii="Calibri" w:eastAsia="Calibri" w:hAnsi="Calibri" w:cs="Calibri"/>
+          <w:color w:val="000000"/>
+          <w:sz w:val="24"/>
+          <w:szCs w:val="24"/>
+          <w:lang w:val="en-ID"/>
+        </w:rPr>
+        <w:t>grade &lt; 0 || grade &gt; 100: || is the logical OR operator. The condition is true if the grade is negative or above 100, which means invalid.</w:t>
+      </w:r>
+    </w:p>
+    <w:p>
+      <w:pPr>
+        <w:pStyle w:val="ListParagraph"/>
+        <w:numPr>
+          <w:ilvl w:val="0"/>
+          <w:numId w:val="24"/>
+        </w:numPr>
+        <w:pBdr>
+          <w:top w:val="nil"/>
+          <w:left w:val="nil"/>
+          <w:bottom w:val="nil"/>
+          <w:right w:val="nil"/>
+          <w:between w:val="nil"/>
+        </w:pBdr>
+        <w:jc w:val="both"/>
+        <w:rPr>
+          <w:rFonts w:ascii="Calibri" w:eastAsia="Calibri" w:hAnsi="Calibri" w:cs="Calibri"/>
+          <w:color w:val="000000"/>
+          <w:sz w:val="24"/>
+          <w:szCs w:val="24"/>
+          <w:lang w:val="en-ID"/>
+        </w:rPr>
+      </w:pPr>
+      <w:r>
+        <w:rPr>
+          <w:rFonts w:ascii="Calibri" w:eastAsia="Calibri" w:hAnsi="Calibri" w:cs="Calibri"/>
+          <w:color w:val="000000"/>
+          <w:sz w:val="24"/>
+          <w:szCs w:val="24"/>
+          <w:lang w:val="en-ID"/>
+        </w:rPr>
+        <w:t>continue: skips the rest of the current iteration and jumps back to the while condition. Because i++ is skipped, the same student is asked again.</w:t>
+      </w:r>
+    </w:p>
+    <w:p>
+      <w:pPr>
+        <w:pBdr>
+          <w:top w:val="nil"/>
+          <w:left w:val="nil"/>
+          <w:bottom w:val="nil"/>
+          <w:right w:val="nil"/>
+          <w:between w:val="nil"/>
+        </w:pBdr>
+        <w:jc w:val="both"/>
+        <w:rPr>
+          <w:rFonts w:ascii="Calibri" w:eastAsia="Calibri" w:hAnsi="Calibri" w:cs="Calibri"/>
+          <w:color w:val="000000"/>
+          <w:sz w:val="24"/>
+          <w:szCs w:val="24"/>
+        </w:rPr>
+      </w:pPr>
+    </w:p>
+    <w:p>
+      <w:pPr>
+        <w:pStyle w:val="ListParagraph"/>
+        <w:numPr>
+          <w:ilvl w:val="0"/>
+          <w:numId w:val="21"/>
+        </w:numPr>
+        <w:pBdr>
+          <w:top w:val="nil"/>
+          <w:left w:val="nil"/>
+          <w:bottom w:val="nil"/>
+          <w:right w:val="nil"/>
+          <w:between w:val="nil"/>
+        </w:pBdr>
+        <w:jc w:val="both"/>
+        <w:rPr>
+          <w:rFonts w:ascii="Calibri" w:eastAsia="Calibri" w:hAnsi="Calibri" w:cs="Calibri"/>
+          <w:color w:val="000000"/>
+          <w:sz w:val="24"/>
+          <w:szCs w:val="24"/>
+        </w:rPr>
+      </w:pPr>
+      <w:r>
+        <w:rPr>
+          <w:rFonts w:ascii="Calibri" w:eastAsia="Calibri" w:hAnsi="Calibri" w:cs="Calibri"/>
+          <w:color w:val="000000"/>
+          <w:sz w:val="24"/>
+          <w:szCs w:val="24"/>
+        </w:rPr>
+        <w:t>i++ should only run after a valid grade has been processed, so i counts only valid students. If it were at the beginning, an invalid input would still advance the counter. Fewer valid grades would be collected, and the (i + 1) student numbering in the messages would be off by one.</w:t>
+      </w:r>
+    </w:p>
+    <w:p>
+      <w:pPr>
+        <w:pStyle w:val="ListParagraph"/>
+        <w:numPr>
+          <w:ilvl w:val="0"/>
+          <w:numId w:val="21"/>
+        </w:numPr>
+        <w:pBdr>
+          <w:top w:val="nil"/>
+          <w:left w:val="nil"/>
+          <w:bottom w:val="nil"/>
+          <w:right w:val="nil"/>
+          <w:between w:val="nil"/>
+        </w:pBdr>
+        <w:jc w:val="both"/>
+        <w:rPr>
+          <w:rFonts w:ascii="Calibri" w:eastAsia="Calibri" w:hAnsi="Calibri" w:cs="Calibri"/>
+          <w:color w:val="000000"/>
+          <w:sz w:val="24"/>
+          <w:szCs w:val="24"/>
+        </w:rPr>
+      </w:pPr>
+      <w:r>
+        <w:rPr>
+          <w:rFonts w:ascii="Calibri" w:eastAsia="Calibri" w:hAnsi="Calibri" w:cs="Calibri"/>
+          <w:color w:val="000000"/>
+          <w:sz w:val="24"/>
+          <w:szCs w:val="24"/>
+        </w:rPr>
+        <w:t>The loop completes 19 valid iterations (i = 0 to 18). Each invalid input adds one extra pass, because i doesn’t increase for it.</w:t>
+      </w:r>
+    </w:p>
+    <w:p>
+      <w:pPr>
+        <w:pStyle w:val="ListParagraph"/>
+        <w:numPr>
+          <w:ilvl w:val="0"/>
+          <w:numId w:val="21"/>
+        </w:numPr>
+        <w:pBdr>
+          <w:top w:val="nil"/>
+          <w:left w:val="nil"/>
+          <w:bottom w:val="nil"/>
+          <w:right w:val="nil"/>
+          <w:between w:val="nil"/>
+        </w:pBdr>
+        <w:jc w:val="both"/>
+        <w:rPr>
+          <w:rFonts w:ascii="Calibri" w:eastAsia="Calibri" w:hAnsi="Calibri" w:cs="Calibri"/>
+          <w:color w:val="000000"/>
+          <w:sz w:val="24"/>
+          <w:szCs w:val="24"/>
+        </w:rPr>
+      </w:pPr>
+      <w:r>
+        <w:rPr>
+          <w:rFonts w:ascii="Calibri" w:eastAsia="Calibri" w:hAnsi="Calibri" w:cs="Calibri"/>
+          <w:color w:val="000000"/>
+          <w:sz w:val="24"/>
+          <w:szCs w:val="24"/>
+        </w:rPr>
+        <w:drawing>
+          <wp:inline distT="0" distB="0" distL="0" distR="0" wp14:anchorId="7D2BF65A" wp14:editId="6E4B1B3F">
+            <wp:extent cx="5731510" cy="3004820"/>
+            <wp:effectExtent l="0" t="0" r="2540" b="5080"/>
+            <wp:docPr id="1197681959" name="Picture 1"/>
+            <wp:cNvGraphicFramePr>
+              <a:graphicFrameLocks xmlns:a="http://schemas.openxmlformats.org/drawingml/2006/main" noChangeAspect="1"/>
+            </wp:cNvGraphicFramePr>
+            <a:graphic xmlns:a="http://schemas.openxmlformats.org/drawingml/2006/main">
+              <a:graphicData uri="http://schemas.openxmlformats.org/drawingml/2006/picture">
+                <pic:pic xmlns:pic="http://schemas.openxmlformats.org/drawingml/2006/picture">
+                  <pic:nvPicPr>
+                    <pic:cNvPr id="1197681959" name=""/>
+                    <pic:cNvPicPr/>
+                  </pic:nvPicPr>
+                  <pic:blipFill>
+                    <a:blip r:embed="rId25"/>
+                    <a:stretch>
+                      <a:fillRect/>
+                    </a:stretch>
+                  </pic:blipFill>
+                  <pic:spPr>
+                    <a:xfrm>
+                      <a:off x="0" y="0"/>
+                      <a:ext cx="5731510" cy="3004820"/>
+                    </a:xfrm>
+                    <a:prstGeom prst="rect">
+                      <a:avLst/>
+                    </a:prstGeom>
+                  </pic:spPr>
+                </pic:pic>
+              </a:graphicData>
+            </a:graphic>
+          </wp:inline>
+        </w:drawing>
+      </w:r>
+    </w:p>
+    <w:p>
+      <w:pPr>
         <w:numPr>
           <w:ilvl w:val="1"/>
           <w:numId w:val="8"/>
@@ -3792,7 +4800,17 @@
           <w:sz w:val="24"/>
           <w:szCs w:val="24"/>
         </w:rPr>
-        <w:t>), and the cashier will continuously enter the purchase amount for each customer. If a customer decides to cancel the transaction (by entering "cancel"), the cashier will stop inputting the transaction and the program will stop.</w:t>
+        <w:t xml:space="preserve">), and the cashier will continuously enter the purchase amount for each customer. If a </w:t>
+      </w:r>
+      <w:r>
+        <w:rPr>
+          <w:rFonts w:ascii="Calibri" w:eastAsia="Calibri" w:hAnsi="Calibri" w:cs="Calibri"/>
+          <w:color w:val="000000"/>
+          <w:sz w:val="24"/>
+          <w:szCs w:val="24"/>
+        </w:rPr>
+        <w:lastRenderedPageBreak/>
+        <w:t>customer decides to cancel the transaction (by entering "cancel"), the cashier will stop inputting the transaction and the program will stop.</w:t>
       </w:r>
     </w:p>
     <w:p>
@@ -4420,7 +5438,7 @@
                     <pic:cNvPicPr/>
                   </pic:nvPicPr>
                   <pic:blipFill>
-                    <a:blip r:embed="rId19"/>
+                    <a:blip r:embed="rId26"/>
                     <a:stretch>
                       <a:fillRect/>
                     </a:stretch>
@@ -4582,7 +5600,6 @@
           <w:sz w:val="24"/>
           <w:szCs w:val="24"/>
         </w:rPr>
-        <w:lastRenderedPageBreak/>
         <w:drawing>
           <wp:inline distT="0" distB="0" distL="0" distR="0" wp14:anchorId="5BE0FF47" wp14:editId="382B4CD8">
             <wp:extent cx="5731510" cy="2887345"/>
@@ -4599,7 +5616,7 @@
                     <pic:cNvPicPr/>
                   </pic:nvPicPr>
                   <pic:blipFill>
-                    <a:blip r:embed="rId20">
+                    <a:blip r:embed="rId27">
                       <a:extLst>
                         <a:ext uri="{28A0092B-C50C-407E-A947-70E740481C1C}">
                           <a14:useLocalDpi xmlns:a14="http://schemas.microsoft.com/office/drawing/2010/main" val="0"/>
@@ -4689,7 +5706,7 @@
                     <pic:cNvPicPr/>
                   </pic:nvPicPr>
                   <pic:blipFill rotWithShape="1">
-                    <a:blip r:embed="rId21">
+                    <a:blip r:embed="rId28">
                       <a:extLst>
                         <a:ext uri="{28A0092B-C50C-407E-A947-70E740481C1C}">
                           <a14:useLocalDpi xmlns:a14="http://schemas.microsoft.com/office/drawing/2010/main" val="0"/>
@@ -4752,6 +5769,7 @@
           <w:sz w:val="24"/>
           <w:szCs w:val="24"/>
         </w:rPr>
+        <w:lastRenderedPageBreak/>
         <w:t>Description: sc.nextLine(); after print totalPrice is the syntax to clear newlines from the buffer.</w:t>
       </w:r>
     </w:p>
@@ -4915,7 +5933,7 @@
                     <pic:cNvPicPr/>
                   </pic:nvPicPr>
                   <pic:blipFill>
-                    <a:blip r:embed="rId22">
+                    <a:blip r:embed="rId29">
                       <a:extLst>
                         <a:ext uri="{28A0092B-C50C-407E-A947-70E740481C1C}">
                           <a14:useLocalDpi xmlns:a14="http://schemas.microsoft.com/office/drawing/2010/main" val="0"/>
@@ -4944,6 +5962,58 @@
     </w:p>
     <w:p>
       <w:pPr>
+        <w:jc w:val="both"/>
+        <w:rPr>
+          <w:rFonts w:ascii="Calibri" w:eastAsia="Calibri" w:hAnsi="Calibri" w:cs="Calibri"/>
+          <w:sz w:val="24"/>
+          <w:szCs w:val="24"/>
+        </w:rPr>
+      </w:pPr>
+      <w:r>
+        <w:rPr>
+          <w:rFonts w:ascii="Calibri" w:eastAsia="Calibri" w:hAnsi="Calibri" w:cs="Calibri"/>
+          <w:sz w:val="24"/>
+          <w:szCs w:val="24"/>
+        </w:rPr>
+        <w:drawing>
+          <wp:inline distT="0" distB="0" distL="0" distR="0" wp14:anchorId="4E003A07" wp14:editId="5766580A">
+            <wp:extent cx="5731510" cy="3250565"/>
+            <wp:effectExtent l="0" t="0" r="2540" b="6985"/>
+            <wp:docPr id="188647392" name="Picture 1"/>
+            <wp:cNvGraphicFramePr>
+              <a:graphicFrameLocks xmlns:a="http://schemas.openxmlformats.org/drawingml/2006/main" noChangeAspect="1"/>
+            </wp:cNvGraphicFramePr>
+            <a:graphic xmlns:a="http://schemas.openxmlformats.org/drawingml/2006/main">
+              <a:graphicData uri="http://schemas.openxmlformats.org/drawingml/2006/picture">
+                <pic:pic xmlns:pic="http://schemas.openxmlformats.org/drawingml/2006/picture">
+                  <pic:nvPicPr>
+                    <pic:cNvPr id="188647392" name=""/>
+                    <pic:cNvPicPr/>
+                  </pic:nvPicPr>
+                  <pic:blipFill>
+                    <a:blip r:embed="rId30"/>
+                    <a:stretch>
+                      <a:fillRect/>
+                    </a:stretch>
+                  </pic:blipFill>
+                  <pic:spPr>
+                    <a:xfrm>
+                      <a:off x="0" y="0"/>
+                      <a:ext cx="5731510" cy="3250565"/>
+                    </a:xfrm>
+                    <a:prstGeom prst="rect">
+                      <a:avLst/>
+                    </a:prstGeom>
+                  </pic:spPr>
+                </pic:pic>
+              </a:graphicData>
+            </a:graphic>
+          </wp:inline>
+        </w:drawing>
+      </w:r>
+    </w:p>
+    <w:p>
+      <w:pPr>
         <w:pStyle w:val="Sub-bab2"/>
         <w:numPr>
           <w:ilvl w:val="0"/>
@@ -5000,7 +6070,6 @@
           <w:sz w:val="24"/>
           <w:szCs w:val="24"/>
         </w:rPr>
-        <w:lastRenderedPageBreak/>
         <w:t>When using DO-WHILE, if the first customer name entered is "cancel", then how many times is the loop repeated?</w:t>
       </w:r>
       <w:r>
@@ -5126,7 +6195,167 @@
           <w:sz w:val="24"/>
           <w:szCs w:val="24"/>
         </w:rPr>
+        <w:lastRenderedPageBreak/>
         <w:t>Why does the DO-WHILE loop continue to run even though there are no initialization and update components?</w:t>
+      </w:r>
+    </w:p>
+    <w:p>
+      <w:pPr>
+        <w:pBdr>
+          <w:top w:val="nil"/>
+          <w:left w:val="nil"/>
+          <w:bottom w:val="nil"/>
+          <w:right w:val="nil"/>
+          <w:between w:val="nil"/>
+        </w:pBdr>
+        <w:jc w:val="both"/>
+        <w:rPr>
+          <w:rFonts w:ascii="Calibri" w:eastAsia="Calibri" w:hAnsi="Calibri" w:cs="Calibri"/>
+          <w:b/>
+          <w:bCs/>
+          <w:color w:val="000000"/>
+          <w:sz w:val="24"/>
+          <w:szCs w:val="24"/>
+        </w:rPr>
+      </w:pPr>
+      <w:r>
+        <w:rPr>
+          <w:rFonts w:ascii="Calibri" w:eastAsia="Calibri" w:hAnsi="Calibri" w:cs="Calibri"/>
+          <w:b/>
+          <w:bCs/>
+          <w:color w:val="000000"/>
+          <w:sz w:val="24"/>
+          <w:szCs w:val="24"/>
+        </w:rPr>
+        <w:t>Answer:</w:t>
+      </w:r>
+    </w:p>
+    <w:p>
+      <w:pPr>
+        <w:pStyle w:val="ListParagraph"/>
+        <w:numPr>
+          <w:ilvl w:val="0"/>
+          <w:numId w:val="25"/>
+        </w:numPr>
+        <w:pBdr>
+          <w:top w:val="nil"/>
+          <w:left w:val="nil"/>
+          <w:bottom w:val="nil"/>
+          <w:right w:val="nil"/>
+          <w:between w:val="nil"/>
+        </w:pBdr>
+        <w:jc w:val="both"/>
+        <w:rPr>
+          <w:rFonts w:ascii="Calibri" w:eastAsia="Calibri" w:hAnsi="Calibri" w:cs="Calibri"/>
+          <w:color w:val="000000"/>
+          <w:sz w:val="24"/>
+          <w:szCs w:val="24"/>
+        </w:rPr>
+      </w:pPr>
+      <w:r>
+        <w:rPr>
+          <w:rFonts w:ascii="Calibri" w:eastAsia="Calibri" w:hAnsi="Calibri" w:cs="Calibri"/>
+          <w:color w:val="000000"/>
+          <w:sz w:val="24"/>
+          <w:szCs w:val="24"/>
+        </w:rPr>
+        <w:t>If “cancel” is entered first, the body still runs once. It reads the name, hits break, and exits. So the loop runs 1 time.</w:t>
+      </w:r>
+    </w:p>
+    <w:p>
+      <w:pPr>
+        <w:pStyle w:val="ListParagraph"/>
+        <w:numPr>
+          <w:ilvl w:val="0"/>
+          <w:numId w:val="25"/>
+        </w:numPr>
+        <w:pBdr>
+          <w:top w:val="nil"/>
+          <w:left w:val="nil"/>
+          <w:bottom w:val="nil"/>
+          <w:right w:val="nil"/>
+          <w:between w:val="nil"/>
+        </w:pBdr>
+        <w:jc w:val="both"/>
+        <w:rPr>
+          <w:rFonts w:ascii="Calibri" w:eastAsia="Calibri" w:hAnsi="Calibri" w:cs="Calibri"/>
+          <w:color w:val="000000"/>
+          <w:sz w:val="24"/>
+          <w:szCs w:val="24"/>
+        </w:rPr>
+      </w:pPr>
+      <w:r>
+        <w:rPr>
+          <w:rFonts w:ascii="Calibri" w:eastAsia="Calibri" w:hAnsi="Calibri" w:cs="Calibri"/>
+          <w:color w:val="000000"/>
+          <w:sz w:val="24"/>
+          <w:szCs w:val="24"/>
+        </w:rPr>
+        <w:t>customerName.equalsIgnoreCase("cancel"). It triggers break, so “cancel” in any letter case stops the loop.</w:t>
+      </w:r>
+    </w:p>
+    <w:p>
+      <w:pPr>
+        <w:pStyle w:val="ListParagraph"/>
+        <w:numPr>
+          <w:ilvl w:val="0"/>
+          <w:numId w:val="25"/>
+        </w:numPr>
+        <w:pBdr>
+          <w:top w:val="nil"/>
+          <w:left w:val="nil"/>
+          <w:bottom w:val="nil"/>
+          <w:right w:val="nil"/>
+          <w:between w:val="nil"/>
+        </w:pBdr>
+        <w:jc w:val="both"/>
+        <w:rPr>
+          <w:rFonts w:ascii="Calibri" w:eastAsia="Calibri" w:hAnsi="Calibri" w:cs="Calibri"/>
+          <w:color w:val="000000"/>
+          <w:sz w:val="24"/>
+          <w:szCs w:val="24"/>
+        </w:rPr>
+      </w:pPr>
+      <w:r>
+        <w:rPr>
+          <w:rFonts w:ascii="Calibri" w:eastAsia="Calibri" w:hAnsi="Calibri" w:cs="Calibri"/>
+          <w:color w:val="000000"/>
+          <w:sz w:val="24"/>
+          <w:szCs w:val="24"/>
+        </w:rPr>
+        <w:t>while (true) is always true, so the loop never ends by itself. It repeats indefinitely until break runs. This suits the cashier, who doesn’t know how many customers there will be.</w:t>
+      </w:r>
+    </w:p>
+    <w:p>
+      <w:pPr>
+        <w:pStyle w:val="ListParagraph"/>
+        <w:numPr>
+          <w:ilvl w:val="0"/>
+          <w:numId w:val="25"/>
+        </w:numPr>
+        <w:pBdr>
+          <w:top w:val="nil"/>
+          <w:left w:val="nil"/>
+          <w:bottom w:val="nil"/>
+          <w:right w:val="nil"/>
+          <w:between w:val="nil"/>
+        </w:pBdr>
+        <w:jc w:val="both"/>
+        <w:rPr>
+          <w:rFonts w:ascii="Calibri" w:eastAsia="Calibri" w:hAnsi="Calibri" w:cs="Calibri"/>
+          <w:color w:val="000000"/>
+          <w:sz w:val="24"/>
+          <w:szCs w:val="24"/>
+        </w:rPr>
+      </w:pPr>
+      <w:r>
+        <w:rPr>
+          <w:rFonts w:ascii="Calibri" w:eastAsia="Calibri" w:hAnsi="Calibri" w:cs="Calibri"/>
+          <w:color w:val="000000"/>
+          <w:sz w:val="24"/>
+          <w:szCs w:val="24"/>
+        </w:rPr>
+        <w:t>Initialization and update are only needed when the loop condition depends on a counter. Here the condition is the constant true, so no counter is involved. The exit is controlled entirely by break, not by a changing variable.</w:t>
       </w:r>
     </w:p>
     <w:p>
@@ -5432,13 +6661,56 @@
         <w:rPr>
           <w:rFonts w:asciiTheme="minorHAnsi" w:eastAsia="Calibri" w:hAnsiTheme="minorHAnsi" w:cstheme="minorHAnsi"/>
           <w:bCs/>
-          <w:i/>
-          <w:iCs/>
           <w:color w:val="002060"/>
           <w:sz w:val="24"/>
           <w:szCs w:val="24"/>
         </w:rPr>
       </w:pPr>
+      <w:r>
+        <w:rPr>
+          <w:rFonts w:asciiTheme="minorHAnsi" w:eastAsia="Calibri" w:hAnsiTheme="minorHAnsi" w:cstheme="minorHAnsi"/>
+          <w:bCs/>
+          <w:color w:val="002060"/>
+          <w:sz w:val="24"/>
+          <w:szCs w:val="24"/>
+        </w:rPr>
+        <w:lastRenderedPageBreak/>
+        <w:drawing>
+          <wp:inline distT="0" distB="0" distL="0" distR="0" wp14:anchorId="2BE69AB2" wp14:editId="40225DEF">
+            <wp:extent cx="5731510" cy="3225800"/>
+            <wp:effectExtent l="0" t="0" r="2540" b="0"/>
+            <wp:docPr id="1552444377" name="Picture 1"/>
+            <wp:cNvGraphicFramePr>
+              <a:graphicFrameLocks xmlns:a="http://schemas.openxmlformats.org/drawingml/2006/main" noChangeAspect="1"/>
+            </wp:cNvGraphicFramePr>
+            <a:graphic xmlns:a="http://schemas.openxmlformats.org/drawingml/2006/main">
+              <a:graphicData uri="http://schemas.openxmlformats.org/drawingml/2006/picture">
+                <pic:pic xmlns:pic="http://schemas.openxmlformats.org/drawingml/2006/picture">
+                  <pic:nvPicPr>
+                    <pic:cNvPr id="1552444377" name=""/>
+                    <pic:cNvPicPr/>
+                  </pic:nvPicPr>
+                  <pic:blipFill>
+                    <a:blip r:embed="rId31"/>
+                    <a:stretch>
+                      <a:fillRect/>
+                    </a:stretch>
+                  </pic:blipFill>
+                  <pic:spPr>
+                    <a:xfrm>
+                      <a:off x="0" y="0"/>
+                      <a:ext cx="5731510" cy="3225800"/>
+                    </a:xfrm>
+                    <a:prstGeom prst="rect">
+                      <a:avLst/>
+                    </a:prstGeom>
+                  </pic:spPr>
+                </pic:pic>
+              </a:graphicData>
+            </a:graphic>
+          </wp:inline>
+        </w:drawing>
+      </w:r>
     </w:p>
     <w:p>
       <w:pPr>
@@ -5523,7 +6795,7 @@
                     </pic:cNvPicPr>
                   </pic:nvPicPr>
                   <pic:blipFill>
-                    <a:blip r:embed="rId23">
+                    <a:blip r:embed="rId32">
                       <a:extLst>
                         <a:ext uri="{28A0092B-C50C-407E-A947-70E740481C1C}">
                           <a14:useLocalDpi xmlns:a14="http://schemas.microsoft.com/office/drawing/2010/main" val="0"/>
@@ -5589,13 +6861,105 @@
         <w:t>A parking lot wants to create a program to calculate the total parking fee for several vehicles. The parking rate is Rp 3,000 per hour for cars and Rp 2,000 per hour for motorcycles. However, if the parking duration exceeds 5 hours, a fixed rate of Rp 12,500 is applied to all vehicles. The program will continue to ask for input as long as the input is not 0. Implement this flowchart in Java code!</w:t>
       </w:r>
     </w:p>
+    <w:p>
+      <w:pPr>
+        <w:pStyle w:val="ListParagraph"/>
+        <w:pBdr>
+          <w:top w:val="nil"/>
+          <w:left w:val="nil"/>
+          <w:bottom w:val="nil"/>
+          <w:right w:val="nil"/>
+          <w:between w:val="nil"/>
+        </w:pBdr>
+        <w:spacing w:after="0"/>
+        <w:ind w:left="426"/>
+        <w:jc w:val="both"/>
+        <w:rPr>
+          <w:rFonts w:eastAsia="Calibri" w:cstheme="minorHAnsi"/>
+          <w:bCs/>
+          <w:color w:val="000000"/>
+          <w:sz w:val="24"/>
+          <w:szCs w:val="24"/>
+          <w:lang w:val="id-ID"/>
+        </w:rPr>
+      </w:pPr>
+    </w:p>
+    <w:p>
+      <w:pPr>
+        <w:pStyle w:val="ListParagraph"/>
+        <w:pBdr>
+          <w:top w:val="nil"/>
+          <w:left w:val="nil"/>
+          <w:bottom w:val="nil"/>
+          <w:right w:val="nil"/>
+          <w:between w:val="nil"/>
+        </w:pBdr>
+        <w:spacing w:after="0"/>
+        <w:ind w:left="426"/>
+        <w:jc w:val="both"/>
+        <w:rPr>
+          <w:rFonts w:eastAsia="Calibri" w:cstheme="minorHAnsi"/>
+          <w:bCs/>
+          <w:color w:val="000000"/>
+          <w:sz w:val="24"/>
+          <w:szCs w:val="24"/>
+          <w:lang w:val="id-ID"/>
+        </w:rPr>
+      </w:pPr>
+      <w:r>
+        <w:rPr>
+          <w:rFonts w:eastAsia="Calibri" w:cstheme="minorHAnsi"/>
+          <w:bCs/>
+          <w:color w:val="000000"/>
+          <w:sz w:val="24"/>
+          <w:szCs w:val="24"/>
+          <w:lang w:val="id-ID"/>
+        </w:rPr>
+        <w:lastRenderedPageBreak/>
+        <w:drawing>
+          <wp:inline distT="0" distB="0" distL="0" distR="0" wp14:anchorId="788444D9" wp14:editId="1273D63B">
+            <wp:extent cx="5731510" cy="3223260"/>
+            <wp:effectExtent l="0" t="0" r="2540" b="0"/>
+            <wp:docPr id="1740693449" name="Picture 1"/>
+            <wp:cNvGraphicFramePr>
+              <a:graphicFrameLocks xmlns:a="http://schemas.openxmlformats.org/drawingml/2006/main" noChangeAspect="1"/>
+            </wp:cNvGraphicFramePr>
+            <a:graphic xmlns:a="http://schemas.openxmlformats.org/drawingml/2006/main">
+              <a:graphicData uri="http://schemas.openxmlformats.org/drawingml/2006/picture">
+                <pic:pic xmlns:pic="http://schemas.openxmlformats.org/drawingml/2006/picture">
+                  <pic:nvPicPr>
+                    <pic:cNvPr id="1740693449" name=""/>
+                    <pic:cNvPicPr/>
+                  </pic:nvPicPr>
+                  <pic:blipFill>
+                    <a:blip r:embed="rId33"/>
+                    <a:stretch>
+                      <a:fillRect/>
+                    </a:stretch>
+                  </pic:blipFill>
+                  <pic:spPr>
+                    <a:xfrm>
+                      <a:off x="0" y="0"/>
+                      <a:ext cx="5731510" cy="3223260"/>
+                    </a:xfrm>
+                    <a:prstGeom prst="rect">
+                      <a:avLst/>
+                    </a:prstGeom>
+                  </pic:spPr>
+                </pic:pic>
+              </a:graphicData>
+            </a:graphic>
+          </wp:inline>
+        </w:drawing>
+      </w:r>
+    </w:p>
     <w:sectPr>
-      <w:headerReference w:type="even" r:id="rId24"/>
-      <w:headerReference w:type="default" r:id="rId25"/>
-      <w:footerReference w:type="even" r:id="rId26"/>
-      <w:footerReference w:type="default" r:id="rId27"/>
-      <w:headerReference w:type="first" r:id="rId28"/>
-      <w:footerReference w:type="first" r:id="rId29"/>
+      <w:headerReference w:type="even" r:id="rId34"/>
+      <w:headerReference w:type="default" r:id="rId35"/>
+      <w:footerReference w:type="even" r:id="rId36"/>
+      <w:footerReference w:type="default" r:id="rId37"/>
+      <w:headerReference w:type="first" r:id="rId38"/>
+      <w:footerReference w:type="first" r:id="rId39"/>
       <w:pgSz w:w="11906" w:h="16838"/>
       <w:pgMar w:top="1440" w:right="1440" w:bottom="1440" w:left="1440" w:header="720" w:footer="720" w:gutter="0"/>
       <w:pgNumType w:start="1"/>
@@ -5606,7 +6970,7 @@
 </file>
 
 <file path=word/endnotes.xml><?xml version="1.0" encoding="utf-8"?>
-<w:endnotes xmlns:wpc="http://schemas.microsoft.com/office/word/2010/wordprocessingCanvas" xmlns:cx="http://schemas.microsoft.com/office/drawing/2014/chartex" xmlns:cx1="http://schemas.microsoft.com/office/drawing/2015/9/8/chartex" xmlns:cx2="http://schemas.microsoft.com/office/drawing/2015/10/21/chartex" xmlns:cx3="http://schemas.microsoft.com/office/drawing/2016/5/9/chartex" xmlns:cx4="http://schemas.microsoft.com/office/drawing/2016/5/10/chartex" xmlns:cx5="http://schemas.microsoft.com/office/drawing/2016/5/11/chartex" xmlns:cx6="http://schemas.microsoft.com/office/drawing/2016/5/12/chartex" xmlns:cx7="http://schemas.microsoft.com/office/drawing/2016/5/13/chartex" xmlns:cx8="http://schemas.microsoft.com/office/drawing/2016/5/14/chartex" xmlns:mc="http://schemas.openxmlformats.org/markup-compatibility/2006" xmlns:aink="http://schemas.microsoft.com/office/drawing/2016/ink" xmlns:am3d="http://schemas.microsoft.com/office/drawing/2017/model3d" xmlns:o="urn:schemas-microsoft-com:office:office" xmlns:oel="http://schemas.microsoft.com/office/2019/extlst" xmlns:r="http://schemas.openxmlformats.org/officeDocument/2006/relationships" xmlns:m="http://schemas.openxmlformats.org/officeDocument/2006/math" xmlns:v="urn:schemas-microsoft-com:vml" xmlns:wp14="http://schemas.microsoft.com/office/word/2010/wordprocessingDrawing" xmlns:wp="http://schemas.openxmlformats.org/drawingml/2006/wordprocessingDrawing" xmlns:w10="urn:schemas-microsoft-com:office:word" xmlns:w="http://schemas.openxmlformats.org/wordprocessingml/2006/main" xmlns:w14="http://schemas.microsoft.com/office/word/2010/wordml" xmlns:w15="http://schemas.microsoft.com/office/word/2012/wordml" xmlns:w16cex="http://schemas.microsoft.com/office/word/2018/wordml/cex" xmlns:w16cid="http://schemas.microsoft.com/office/word/2016/wordml/cid" xmlns:w16="http://schemas.microsoft.com/office/word/2018/wordml" xmlns:w16sdtdh="http://schemas.microsoft.com/office/word/2020/wordml/sdtdatahash" xmlns:w16se="http://schemas.microsoft.com/office/word/2015/wordml/symex" xmlns:wpg="http://schemas.microsoft.com/office/word/2010/wordprocessingGroup" xmlns:wpi="http://schemas.microsoft.com/office/word/2010/wordprocessingInk" xmlns:wne="http://schemas.microsoft.com/office/word/2006/wordml" xmlns:wps="http://schemas.microsoft.com/office/word/2010/wordprocessingShape" mc:Ignorable="w14 w15 w16se w16cid w16 w16cex w16sdtdh wp14">
+<w:endnotes xmlns:wpc="http://schemas.microsoft.com/office/word/2010/wordprocessingCanvas" xmlns:cx="http://schemas.microsoft.com/office/drawing/2014/chartex" xmlns:cx1="http://schemas.microsoft.com/office/drawing/2015/9/8/chartex" xmlns:cx2="http://schemas.microsoft.com/office/drawing/2015/10/21/chartex" xmlns:cx3="http://schemas.microsoft.com/office/drawing/2016/5/9/chartex" xmlns:cx4="http://schemas.microsoft.com/office/drawing/2016/5/10/chartex" xmlns:cx5="http://schemas.microsoft.com/office/drawing/2016/5/11/chartex" xmlns:cx6="http://schemas.microsoft.com/office/drawing/2016/5/12/chartex" xmlns:cx7="http://schemas.microsoft.com/office/drawing/2016/5/13/chartex" xmlns:cx8="http://schemas.microsoft.com/office/drawing/2016/5/14/chartex" xmlns:mc="http://schemas.openxmlformats.org/markup-compatibility/2006" xmlns:aink="http://schemas.microsoft.com/office/drawing/2016/ink" xmlns:am3d="http://schemas.microsoft.com/office/drawing/2017/model3d" xmlns:o="urn:schemas-microsoft-com:office:office" xmlns:oel="http://schemas.microsoft.com/office/2019/extlst" xmlns:r="http://schemas.openxmlformats.org/officeDocument/2006/relationships" xmlns:m="http://schemas.openxmlformats.org/officeDocument/2006/math" xmlns:v="urn:schemas-microsoft-com:vml" xmlns:wp14="http://schemas.microsoft.com/office/word/2010/wordprocessingDrawing" xmlns:wp="http://schemas.openxmlformats.org/drawingml/2006/wordprocessingDrawing" xmlns:w10="urn:schemas-microsoft-com:office:word" xmlns:w="http://schemas.openxmlformats.org/wordprocessingml/2006/main" xmlns:w14="http://schemas.microsoft.com/office/word/2010/wordml" xmlns:w15="http://schemas.microsoft.com/office/word/2012/wordml" xmlns:w16cex="http://schemas.microsoft.com/office/word/2018/wordml/cex" xmlns:w16cid="http://schemas.microsoft.com/office/word/2016/wordml/cid" xmlns:w16="http://schemas.microsoft.com/office/word/2018/wordml" xmlns:w16du="http://schemas.microsoft.com/office/word/2023/wordml/word16du" xmlns:w16sdtdh="http://schemas.microsoft.com/office/word/2020/wordml/sdtdatahash" xmlns:w16sdtfl="http://schemas.microsoft.com/office/word/2024/wordml/sdtformatlock" xmlns:w16se="http://schemas.microsoft.com/office/word/2015/wordml/symex" xmlns:wpg="http://schemas.microsoft.com/office/word/2010/wordprocessingGroup" xmlns:wpi="http://schemas.microsoft.com/office/word/2010/wordprocessingInk" xmlns:wne="http://schemas.microsoft.com/office/word/2006/wordml" xmlns:wps="http://schemas.microsoft.com/office/word/2010/wordprocessingShape" mc:Ignorable="w14 w15 w16se w16cid w16 w16cex w16sdtdh w16sdtfl w16du wp14">
   <w:endnote w:type="separator" w:id="-1">
     <w:p>
       <w:pPr>
@@ -5631,7 +6995,7 @@
 </file>
 
 <file path=word/footer1.xml><?xml version="1.0" encoding="utf-8"?>
-<w:ftr xmlns:wpc="http://schemas.microsoft.com/office/word/2010/wordprocessingCanvas" xmlns:cx="http://schemas.microsoft.com/office/drawing/2014/chartex" xmlns:cx1="http://schemas.microsoft.com/office/drawing/2015/9/8/chartex" xmlns:cx2="http://schemas.microsoft.com/office/drawing/2015/10/21/chartex" xmlns:cx3="http://schemas.microsoft.com/office/drawing/2016/5/9/chartex" xmlns:cx4="http://schemas.microsoft.com/office/drawing/2016/5/10/chartex" xmlns:cx5="http://schemas.microsoft.com/office/drawing/2016/5/11/chartex" xmlns:cx6="http://schemas.microsoft.com/office/drawing/2016/5/12/chartex" xmlns:cx7="http://schemas.microsoft.com/office/drawing/2016/5/13/chartex" xmlns:cx8="http://schemas.microsoft.com/office/drawing/2016/5/14/chartex" xmlns:mc="http://schemas.openxmlformats.org/markup-compatibility/2006" xmlns:aink="http://schemas.microsoft.com/office/drawing/2016/ink" xmlns:am3d="http://schemas.microsoft.com/office/drawing/2017/model3d" xmlns:o="urn:schemas-microsoft-com:office:office" xmlns:oel="http://schemas.microsoft.com/office/2019/extlst" xmlns:r="http://schemas.openxmlformats.org/officeDocument/2006/relationships" xmlns:m="http://schemas.openxmlformats.org/officeDocument/2006/math" xmlns:v="urn:schemas-microsoft-com:vml" xmlns:wp14="http://schemas.microsoft.com/office/word/2010/wordprocessingDrawing" xmlns:wp="http://schemas.openxmlformats.org/drawingml/2006/wordprocessingDrawing" xmlns:w10="urn:schemas-microsoft-com:office:word" xmlns:w="http://schemas.openxmlformats.org/wordprocessingml/2006/main" xmlns:w14="http://schemas.microsoft.com/office/word/2010/wordml" xmlns:w15="http://schemas.microsoft.com/office/word/2012/wordml" xmlns:w16cex="http://schemas.microsoft.com/office/word/2018/wordml/cex" xmlns:w16cid="http://schemas.microsoft.com/office/word/2016/wordml/cid" xmlns:w16="http://schemas.microsoft.com/office/word/2018/wordml" xmlns:w16sdtdh="http://schemas.microsoft.com/office/word/2020/wordml/sdtdatahash" xmlns:w16se="http://schemas.microsoft.com/office/word/2015/wordml/symex" xmlns:wpg="http://schemas.microsoft.com/office/word/2010/wordprocessingGroup" xmlns:wpi="http://schemas.microsoft.com/office/word/2010/wordprocessingInk" xmlns:wne="http://schemas.microsoft.com/office/word/2006/wordml" xmlns:wps="http://schemas.microsoft.com/office/word/2010/wordprocessingShape" mc:Ignorable="w14 w15 w16se w16cid w16 w16cex w16sdtdh wp14">
+<w:ftr xmlns:wpc="http://schemas.microsoft.com/office/word/2010/wordprocessingCanvas" xmlns:cx="http://schemas.microsoft.com/office/drawing/2014/chartex" xmlns:cx1="http://schemas.microsoft.com/office/drawing/2015/9/8/chartex" xmlns:cx2="http://schemas.microsoft.com/office/drawing/2015/10/21/chartex" xmlns:cx3="http://schemas.microsoft.com/office/drawing/2016/5/9/chartex" xmlns:cx4="http://schemas.microsoft.com/office/drawing/2016/5/10/chartex" xmlns:cx5="http://schemas.microsoft.com/office/drawing/2016/5/11/chartex" xmlns:cx6="http://schemas.microsoft.com/office/drawing/2016/5/12/chartex" xmlns:cx7="http://schemas.microsoft.com/office/drawing/2016/5/13/chartex" xmlns:cx8="http://schemas.microsoft.com/office/drawing/2016/5/14/chartex" xmlns:mc="http://schemas.openxmlformats.org/markup-compatibility/2006" xmlns:aink="http://schemas.microsoft.com/office/drawing/2016/ink" xmlns:am3d="http://schemas.microsoft.com/office/drawing/2017/model3d" xmlns:o="urn:schemas-microsoft-com:office:office" xmlns:oel="http://schemas.microsoft.com/office/2019/extlst" xmlns:r="http://schemas.openxmlformats.org/officeDocument/2006/relationships" xmlns:m="http://schemas.openxmlformats.org/officeDocument/2006/math" xmlns:v="urn:schemas-microsoft-com:vml" xmlns:wp14="http://schemas.microsoft.com/office/word/2010/wordprocessingDrawing" xmlns:wp="http://schemas.openxmlformats.org/drawingml/2006/wordprocessingDrawing" xmlns:w10="urn:schemas-microsoft-com:office:word" xmlns:w="http://schemas.openxmlformats.org/wordprocessingml/2006/main" xmlns:w14="http://schemas.microsoft.com/office/word/2010/wordml" xmlns:w15="http://schemas.microsoft.com/office/word/2012/wordml" xmlns:w16cex="http://schemas.microsoft.com/office/word/2018/wordml/cex" xmlns:w16cid="http://schemas.microsoft.com/office/word/2016/wordml/cid" xmlns:w16="http://schemas.microsoft.com/office/word/2018/wordml" xmlns:w16du="http://schemas.microsoft.com/office/word/2023/wordml/word16du" xmlns:w16sdtdh="http://schemas.microsoft.com/office/word/2020/wordml/sdtdatahash" xmlns:w16sdtfl="http://schemas.microsoft.com/office/word/2024/wordml/sdtformatlock" xmlns:w16se="http://schemas.microsoft.com/office/word/2015/wordml/symex" xmlns:wpg="http://schemas.microsoft.com/office/word/2010/wordprocessingGroup" xmlns:wpi="http://schemas.microsoft.com/office/word/2010/wordprocessingInk" xmlns:wne="http://schemas.microsoft.com/office/word/2006/wordml" xmlns:wps="http://schemas.microsoft.com/office/word/2010/wordprocessingShape" mc:Ignorable="w14 w15 w16se w16cid w16 w16cex w16sdtdh w16sdtfl w16du wp14">
   <w:p>
     <w:pPr>
       <w:pStyle w:val="Footer"/>
@@ -5641,7 +7005,7 @@
 </file>
 
 <file path=word/footer2.xml><?xml version="1.0" encoding="utf-8"?>
-<w:ftr xmlns:wpc="http://schemas.microsoft.com/office/word/2010/wordprocessingCanvas" xmlns:cx="http://schemas.microsoft.com/office/drawing/2014/chartex" xmlns:cx1="http://schemas.microsoft.com/office/drawing/2015/9/8/chartex" xmlns:cx2="http://schemas.microsoft.com/office/drawing/2015/10/21/chartex" xmlns:cx3="http://schemas.microsoft.com/office/drawing/2016/5/9/chartex" xmlns:cx4="http://schemas.microsoft.com/office/drawing/2016/5/10/chartex" xmlns:cx5="http://schemas.microsoft.com/office/drawing/2016/5/11/chartex" xmlns:cx6="http://schemas.microsoft.com/office/drawing/2016/5/12/chartex" xmlns:cx7="http://schemas.microsoft.com/office/drawing/2016/5/13/chartex" xmlns:cx8="http://schemas.microsoft.com/office/drawing/2016/5/14/chartex" xmlns:mc="http://schemas.openxmlformats.org/markup-compatibility/2006" xmlns:aink="http://schemas.microsoft.com/office/drawing/2016/ink" xmlns:am3d="http://schemas.microsoft.com/office/drawing/2017/model3d" xmlns:o="urn:schemas-microsoft-com:office:office" xmlns:oel="http://schemas.microsoft.com/office/2019/extlst" xmlns:r="http://schemas.openxmlformats.org/officeDocument/2006/relationships" xmlns:m="http://schemas.openxmlformats.org/officeDocument/2006/math" xmlns:v="urn:schemas-microsoft-com:vml" xmlns:wp14="http://schemas.microsoft.com/office/word/2010/wordprocessingDrawing" xmlns:wp="http://schemas.openxmlformats.org/drawingml/2006/wordprocessingDrawing" xmlns:w10="urn:schemas-microsoft-com:office:word" xmlns:w="http://schemas.openxmlformats.org/wordprocessingml/2006/main" xmlns:w14="http://schemas.microsoft.com/office/word/2010/wordml" xmlns:w15="http://schemas.microsoft.com/office/word/2012/wordml" xmlns:w16cex="http://schemas.microsoft.com/office/word/2018/wordml/cex" xmlns:w16cid="http://schemas.microsoft.com/office/word/2016/wordml/cid" xmlns:w16="http://schemas.microsoft.com/office/word/2018/wordml" xmlns:w16sdtdh="http://schemas.microsoft.com/office/word/2020/wordml/sdtdatahash" xmlns:w16se="http://schemas.microsoft.com/office/word/2015/wordml/symex" xmlns:wpg="http://schemas.microsoft.com/office/word/2010/wordprocessingGroup" xmlns:wpi="http://schemas.microsoft.com/office/word/2010/wordprocessingInk" xmlns:wne="http://schemas.microsoft.com/office/word/2006/wordml" xmlns:wps="http://schemas.microsoft.com/office/word/2010/wordprocessingShape" mc:Ignorable="w14 w15 w16se w16cid w16 w16cex w16sdtdh wp14">
+<w:ftr xmlns:wpc="http://schemas.microsoft.com/office/word/2010/wordprocessingCanvas" xmlns:cx="http://schemas.microsoft.com/office/drawing/2014/chartex" xmlns:cx1="http://schemas.microsoft.com/office/drawing/2015/9/8/chartex" xmlns:cx2="http://schemas.microsoft.com/office/drawing/2015/10/21/chartex" xmlns:cx3="http://schemas.microsoft.com/office/drawing/2016/5/9/chartex" xmlns:cx4="http://schemas.microsoft.com/office/drawing/2016/5/10/chartex" xmlns:cx5="http://schemas.microsoft.com/office/drawing/2016/5/11/chartex" xmlns:cx6="http://schemas.microsoft.com/office/drawing/2016/5/12/chartex" xmlns:cx7="http://schemas.microsoft.com/office/drawing/2016/5/13/chartex" xmlns:cx8="http://schemas.microsoft.com/office/drawing/2016/5/14/chartex" xmlns:mc="http://schemas.openxmlformats.org/markup-compatibility/2006" xmlns:aink="http://schemas.microsoft.com/office/drawing/2016/ink" xmlns:am3d="http://schemas.microsoft.com/office/drawing/2017/model3d" xmlns:o="urn:schemas-microsoft-com:office:office" xmlns:oel="http://schemas.microsoft.com/office/2019/extlst" xmlns:r="http://schemas.openxmlformats.org/officeDocument/2006/relationships" xmlns:m="http://schemas.openxmlformats.org/officeDocument/2006/math" xmlns:v="urn:schemas-microsoft-com:vml" xmlns:wp14="http://schemas.microsoft.com/office/word/2010/wordprocessingDrawing" xmlns:wp="http://schemas.openxmlformats.org/drawingml/2006/wordprocessingDrawing" xmlns:w10="urn:schemas-microsoft-com:office:word" xmlns:w="http://schemas.openxmlformats.org/wordprocessingml/2006/main" xmlns:w14="http://schemas.microsoft.com/office/word/2010/wordml" xmlns:w15="http://schemas.microsoft.com/office/word/2012/wordml" xmlns:w16cex="http://schemas.microsoft.com/office/word/2018/wordml/cex" xmlns:w16cid="http://schemas.microsoft.com/office/word/2016/wordml/cid" xmlns:w16="http://schemas.microsoft.com/office/word/2018/wordml" xmlns:w16du="http://schemas.microsoft.com/office/word/2023/wordml/word16du" xmlns:w16sdtdh="http://schemas.microsoft.com/office/word/2020/wordml/sdtdatahash" xmlns:w16sdtfl="http://schemas.microsoft.com/office/word/2024/wordml/sdtformatlock" xmlns:w16se="http://schemas.microsoft.com/office/word/2015/wordml/symex" xmlns:wpg="http://schemas.microsoft.com/office/word/2010/wordprocessingGroup" xmlns:wpi="http://schemas.microsoft.com/office/word/2010/wordprocessingInk" xmlns:wne="http://schemas.microsoft.com/office/word/2006/wordml" xmlns:wps="http://schemas.microsoft.com/office/word/2010/wordprocessingShape" mc:Ignorable="w14 w15 w16se w16cid w16 w16cex w16sdtdh w16sdtfl w16du wp14">
   <w:p>
     <w:pPr>
       <w:pBdr>
@@ -5817,7 +7181,7 @@
         </mc:Choice>
         <mc:Fallback>
           <w:pict>
-            <v:rect w14:anchorId="07EE399F" id="Rectangle 35" o:spid="_x0000_s1026" style="position:absolute;left:0;text-align:left;margin-left:-6pt;margin-top:-10pt;width:252.75pt;height:41.25pt;z-index:251660288;visibility:visible;mso-wrap-style:square;mso-wrap-distance-left:9pt;mso-wrap-distance-top:0;mso-wrap-distance-right:9pt;mso-wrap-distance-bottom:0;mso-position-horizontal:absolute;mso-position-horizontal-relative:text;mso-position-vertical:absolute;mso-position-vertical-relative:text;v-text-anchor:top" o:gfxdata="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" fillcolor="white [3201]" strokecolor="white [3201]">
+            <v:rect w14:anchorId="07EE399F" id="Rectangle 35" o:spid="_x0000_s1026" style="position:absolute;left:0;text-align:left;margin-left:-6pt;margin-top:-10pt;width:252.75pt;height:41.25pt;z-index:251660288;visibility:visible;mso-wrap-style:square;mso-wrap-distance-left:9pt;mso-wrap-distance-top:0;mso-wrap-distance-right:9pt;mso-wrap-distance-bottom:0;mso-position-horizontal:absolute;mso-position-horizontal-relative:text;mso-position-vertical:absolute;mso-position-vertical-relative:text;v-text-anchor:top" o:gfxdata="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" fillcolor="white [3201]" strokecolor="white [3201]">
               <v:stroke startarrowwidth="narrow" startarrowlength="short" endarrowwidth="narrow" endarrowlength="short" joinstyle="round"/>
               <v:textbox inset="2.53958mm,1.2694mm,2.53958mm,1.2694mm">
                 <w:txbxContent>
@@ -5903,7 +7267,7 @@
 </file>
 
 <file path=word/footer3.xml><?xml version="1.0" encoding="utf-8"?>
-<w:ftr xmlns:wpc="http://schemas.microsoft.com/office/word/2010/wordprocessingCanvas" xmlns:cx="http://schemas.microsoft.com/office/drawing/2014/chartex" xmlns:cx1="http://schemas.microsoft.com/office/drawing/2015/9/8/chartex" xmlns:cx2="http://schemas.microsoft.com/office/drawing/2015/10/21/chartex" xmlns:cx3="http://schemas.microsoft.com/office/drawing/2016/5/9/chartex" xmlns:cx4="http://schemas.microsoft.com/office/drawing/2016/5/10/chartex" xmlns:cx5="http://schemas.microsoft.com/office/drawing/2016/5/11/chartex" xmlns:cx6="http://schemas.microsoft.com/office/drawing/2016/5/12/chartex" xmlns:cx7="http://schemas.microsoft.com/office/drawing/2016/5/13/chartex" xmlns:cx8="http://schemas.microsoft.com/office/drawing/2016/5/14/chartex" xmlns:mc="http://schemas.openxmlformats.org/markup-compatibility/2006" xmlns:aink="http://schemas.microsoft.com/office/drawing/2016/ink" xmlns:am3d="http://schemas.microsoft.com/office/drawing/2017/model3d" xmlns:o="urn:schemas-microsoft-com:office:office" xmlns:oel="http://schemas.microsoft.com/office/2019/extlst" xmlns:r="http://schemas.openxmlformats.org/officeDocument/2006/relationships" xmlns:m="http://schemas.openxmlformats.org/officeDocument/2006/math" xmlns:v="urn:schemas-microsoft-com:vml" xmlns:wp14="http://schemas.microsoft.com/office/word/2010/wordprocessingDrawing" xmlns:wp="http://schemas.openxmlformats.org/drawingml/2006/wordprocessingDrawing" xmlns:w10="urn:schemas-microsoft-com:office:word" xmlns:w="http://schemas.openxmlformats.org/wordprocessingml/2006/main" xmlns:w14="http://schemas.microsoft.com/office/word/2010/wordml" xmlns:w15="http://schemas.microsoft.com/office/word/2012/wordml" xmlns:w16cex="http://schemas.microsoft.com/office/word/2018/wordml/cex" xmlns:w16cid="http://schemas.microsoft.com/office/word/2016/wordml/cid" xmlns:w16="http://schemas.microsoft.com/office/word/2018/wordml" xmlns:w16sdtdh="http://schemas.microsoft.com/office/word/2020/wordml/sdtdatahash" xmlns:w16se="http://schemas.microsoft.com/office/word/2015/wordml/symex" xmlns:wpg="http://schemas.microsoft.com/office/word/2010/wordprocessingGroup" xmlns:wpi="http://schemas.microsoft.com/office/word/2010/wordprocessingInk" xmlns:wne="http://schemas.microsoft.com/office/word/2006/wordml" xmlns:wps="http://schemas.microsoft.com/office/word/2010/wordprocessingShape" mc:Ignorable="w14 w15 w16se w16cid w16 w16cex w16sdtdh wp14">
+<w:ftr xmlns:wpc="http://schemas.microsoft.com/office/word/2010/wordprocessingCanvas" xmlns:cx="http://schemas.microsoft.com/office/drawing/2014/chartex" xmlns:cx1="http://schemas.microsoft.com/office/drawing/2015/9/8/chartex" xmlns:cx2="http://schemas.microsoft.com/office/drawing/2015/10/21/chartex" xmlns:cx3="http://schemas.microsoft.com/office/drawing/2016/5/9/chartex" xmlns:cx4="http://schemas.microsoft.com/office/drawing/2016/5/10/chartex" xmlns:cx5="http://schemas.microsoft.com/office/drawing/2016/5/11/chartex" xmlns:cx6="http://schemas.microsoft.com/office/drawing/2016/5/12/chartex" xmlns:cx7="http://schemas.microsoft.com/office/drawing/2016/5/13/chartex" xmlns:cx8="http://schemas.microsoft.com/office/drawing/2016/5/14/chartex" xmlns:mc="http://schemas.openxmlformats.org/markup-compatibility/2006" xmlns:aink="http://schemas.microsoft.com/office/drawing/2016/ink" xmlns:am3d="http://schemas.microsoft.com/office/drawing/2017/model3d" xmlns:o="urn:schemas-microsoft-com:office:office" xmlns:oel="http://schemas.microsoft.com/office/2019/extlst" xmlns:r="http://schemas.openxmlformats.org/officeDocument/2006/relationships" xmlns:m="http://schemas.openxmlformats.org/officeDocument/2006/math" xmlns:v="urn:schemas-microsoft-com:vml" xmlns:wp14="http://schemas.microsoft.com/office/word/2010/wordprocessingDrawing" xmlns:wp="http://schemas.openxmlformats.org/drawingml/2006/wordprocessingDrawing" xmlns:w10="urn:schemas-microsoft-com:office:word" xmlns:w="http://schemas.openxmlformats.org/wordprocessingml/2006/main" xmlns:w14="http://schemas.microsoft.com/office/word/2010/wordml" xmlns:w15="http://schemas.microsoft.com/office/word/2012/wordml" xmlns:w16cex="http://schemas.microsoft.com/office/word/2018/wordml/cex" xmlns:w16cid="http://schemas.microsoft.com/office/word/2016/wordml/cid" xmlns:w16="http://schemas.microsoft.com/office/word/2018/wordml" xmlns:w16du="http://schemas.microsoft.com/office/word/2023/wordml/word16du" xmlns:w16sdtdh="http://schemas.microsoft.com/office/word/2020/wordml/sdtdatahash" xmlns:w16sdtfl="http://schemas.microsoft.com/office/word/2024/wordml/sdtformatlock" xmlns:w16se="http://schemas.microsoft.com/office/word/2015/wordml/symex" xmlns:wpg="http://schemas.microsoft.com/office/word/2010/wordprocessingGroup" xmlns:wpi="http://schemas.microsoft.com/office/word/2010/wordprocessingInk" xmlns:wne="http://schemas.microsoft.com/office/word/2006/wordml" xmlns:wps="http://schemas.microsoft.com/office/word/2010/wordprocessingShape" mc:Ignorable="w14 w15 w16se w16cid w16 w16cex w16sdtdh w16sdtfl w16du wp14">
   <w:p>
     <w:pPr>
       <w:pStyle w:val="Footer"/>
@@ -5913,7 +7277,7 @@
 </file>
 
 <file path=word/footnotes.xml><?xml version="1.0" encoding="utf-8"?>
-<w:footnotes xmlns:wpc="http://schemas.microsoft.com/office/word/2010/wordprocessingCanvas" xmlns:cx="http://schemas.microsoft.com/office/drawing/2014/chartex" xmlns:cx1="http://schemas.microsoft.com/office/drawing/2015/9/8/chartex" xmlns:cx2="http://schemas.microsoft.com/office/drawing/2015/10/21/chartex" xmlns:cx3="http://schemas.microsoft.com/office/drawing/2016/5/9/chartex" xmlns:cx4="http://schemas.microsoft.com/office/drawing/2016/5/10/chartex" xmlns:cx5="http://schemas.microsoft.com/office/drawing/2016/5/11/chartex" xmlns:cx6="http://schemas.microsoft.com/office/drawing/2016/5/12/chartex" xmlns:cx7="http://schemas.microsoft.com/office/drawing/2016/5/13/chartex" xmlns:cx8="http://schemas.microsoft.com/office/drawing/2016/5/14/chartex" xmlns:mc="http://schemas.openxmlformats.org/markup-compatibility/2006" xmlns:aink="http://schemas.microsoft.com/office/drawing/2016/ink" xmlns:am3d="http://schemas.microsoft.com/office/drawing/2017/model3d" xmlns:o="urn:schemas-microsoft-com:office:office" xmlns:oel="http://schemas.microsoft.com/office/2019/extlst" xmlns:r="http://schemas.openxmlformats.org/officeDocument/2006/relationships" xmlns:m="http://schemas.openxmlformats.org/officeDocument/2006/math" xmlns:v="urn:schemas-microsoft-com:vml" xmlns:wp14="http://schemas.microsoft.com/office/word/2010/wordprocessingDrawing" xmlns:wp="http://schemas.openxmlformats.org/drawingml/2006/wordprocessingDrawing" xmlns:w10="urn:schemas-microsoft-com:office:word" xmlns:w="http://schemas.openxmlformats.org/wordprocessingml/2006/main" xmlns:w14="http://schemas.microsoft.com/office/word/2010/wordml" xmlns:w15="http://schemas.microsoft.com/office/word/2012/wordml" xmlns:w16cex="http://schemas.microsoft.com/office/word/2018/wordml/cex" xmlns:w16cid="http://schemas.microsoft.com/office/word/2016/wordml/cid" xmlns:w16="http://schemas.microsoft.com/office/word/2018/wordml" xmlns:w16sdtdh="http://schemas.microsoft.com/office/word/2020/wordml/sdtdatahash" xmlns:w16se="http://schemas.microsoft.com/office/word/2015/wordml/symex" xmlns:wpg="http://schemas.microsoft.com/office/word/2010/wordprocessingGroup" xmlns:wpi="http://schemas.microsoft.com/office/word/2010/wordprocessingInk" xmlns:wne="http://schemas.microsoft.com/office/word/2006/wordml" xmlns:wps="http://schemas.microsoft.com/office/word/2010/wordprocessingShape" mc:Ignorable="w14 w15 w16se w16cid w16 w16cex w16sdtdh wp14">
+<w:footnotes xmlns:wpc="http://schemas.microsoft.com/office/word/2010/wordprocessingCanvas" xmlns:cx="http://schemas.microsoft.com/office/drawing/2014/chartex" xmlns:cx1="http://schemas.microsoft.com/office/drawing/2015/9/8/chartex" xmlns:cx2="http://schemas.microsoft.com/office/drawing/2015/10/21/chartex" xmlns:cx3="http://schemas.microsoft.com/office/drawing/2016/5/9/chartex" xmlns:cx4="http://schemas.microsoft.com/office/drawing/2016/5/10/chartex" xmlns:cx5="http://schemas.microsoft.com/office/drawing/2016/5/11/chartex" xmlns:cx6="http://schemas.microsoft.com/office/drawing/2016/5/12/chartex" xmlns:cx7="http://schemas.microsoft.com/office/drawing/2016/5/13/chartex" xmlns:cx8="http://schemas.microsoft.com/office/drawing/2016/5/14/chartex" xmlns:mc="http://schemas.openxmlformats.org/markup-compatibility/2006" xmlns:aink="http://schemas.microsoft.com/office/drawing/2016/ink" xmlns:am3d="http://schemas.microsoft.com/office/drawing/2017/model3d" xmlns:o="urn:schemas-microsoft-com:office:office" xmlns:oel="http://schemas.microsoft.com/office/2019/extlst" xmlns:r="http://schemas.openxmlformats.org/officeDocument/2006/relationships" xmlns:m="http://schemas.openxmlformats.org/officeDocument/2006/math" xmlns:v="urn:schemas-microsoft-com:vml" xmlns:wp14="http://schemas.microsoft.com/office/word/2010/wordprocessingDrawing" xmlns:wp="http://schemas.openxmlformats.org/drawingml/2006/wordprocessingDrawing" xmlns:w10="urn:schemas-microsoft-com:office:word" xmlns:w="http://schemas.openxmlformats.org/wordprocessingml/2006/main" xmlns:w14="http://schemas.microsoft.com/office/word/2010/wordml" xmlns:w15="http://schemas.microsoft.com/office/word/2012/wordml" xmlns:w16cex="http://schemas.microsoft.com/office/word/2018/wordml/cex" xmlns:w16cid="http://schemas.microsoft.com/office/word/2016/wordml/cid" xmlns:w16="http://schemas.microsoft.com/office/word/2018/wordml" xmlns:w16du="http://schemas.microsoft.com/office/word/2023/wordml/word16du" xmlns:w16sdtdh="http://schemas.microsoft.com/office/word/2020/wordml/sdtdatahash" xmlns:w16sdtfl="http://schemas.microsoft.com/office/word/2024/wordml/sdtformatlock" xmlns:w16se="http://schemas.microsoft.com/office/word/2015/wordml/symex" xmlns:wpg="http://schemas.microsoft.com/office/word/2010/wordprocessingGroup" xmlns:wpi="http://schemas.microsoft.com/office/word/2010/wordprocessingInk" xmlns:wne="http://schemas.microsoft.com/office/word/2006/wordml" xmlns:wps="http://schemas.microsoft.com/office/word/2010/wordprocessingShape" mc:Ignorable="w14 w15 w16se w16cid w16 w16cex w16sdtdh w16sdtfl w16du wp14">
   <w:footnote w:type="separator" w:id="-1">
     <w:p>
       <w:pPr>
@@ -5938,7 +7302,7 @@
 </file>
 
 <file path=word/header1.xml><?xml version="1.0" encoding="utf-8"?>
-<w:hdr xmlns:wpc="http://schemas.microsoft.com/office/word/2010/wordprocessingCanvas" xmlns:cx="http://schemas.microsoft.com/office/drawing/2014/chartex" xmlns:cx1="http://schemas.microsoft.com/office/drawing/2015/9/8/chartex" xmlns:cx2="http://schemas.microsoft.com/office/drawing/2015/10/21/chartex" xmlns:cx3="http://schemas.microsoft.com/office/drawing/2016/5/9/chartex" xmlns:cx4="http://schemas.microsoft.com/office/drawing/2016/5/10/chartex" xmlns:cx5="http://schemas.microsoft.com/office/drawing/2016/5/11/chartex" xmlns:cx6="http://schemas.microsoft.com/office/drawing/2016/5/12/chartex" xmlns:cx7="http://schemas.microsoft.com/office/drawing/2016/5/13/chartex" xmlns:cx8="http://schemas.microsoft.com/office/drawing/2016/5/14/chartex" xmlns:mc="http://schemas.openxmlformats.org/markup-compatibility/2006" xmlns:aink="http://schemas.microsoft.com/office/drawing/2016/ink" xmlns:am3d="http://schemas.microsoft.com/office/drawing/2017/model3d" xmlns:o="urn:schemas-microsoft-com:office:office" xmlns:oel="http://schemas.microsoft.com/office/2019/extlst" xmlns:r="http://schemas.openxmlformats.org/officeDocument/2006/relationships" xmlns:m="http://schemas.openxmlformats.org/officeDocument/2006/math" xmlns:v="urn:schemas-microsoft-com:vml" xmlns:wp14="http://schemas.microsoft.com/office/word/2010/wordprocessingDrawing" xmlns:wp="http://schemas.openxmlformats.org/drawingml/2006/wordprocessingDrawing" xmlns:w10="urn:schemas-microsoft-com:office:word" xmlns:w="http://schemas.openxmlformats.org/wordprocessingml/2006/main" xmlns:w14="http://schemas.microsoft.com/office/word/2010/wordml" xmlns:w15="http://schemas.microsoft.com/office/word/2012/wordml" xmlns:w16cex="http://schemas.microsoft.com/office/word/2018/wordml/cex" xmlns:w16cid="http://schemas.microsoft.com/office/word/2016/wordml/cid" xmlns:w16="http://schemas.microsoft.com/office/word/2018/wordml" xmlns:w16sdtdh="http://schemas.microsoft.com/office/word/2020/wordml/sdtdatahash" xmlns:w16se="http://schemas.microsoft.com/office/word/2015/wordml/symex" xmlns:wpg="http://schemas.microsoft.com/office/word/2010/wordprocessingGroup" xmlns:wpi="http://schemas.microsoft.com/office/word/2010/wordprocessingInk" xmlns:wne="http://schemas.microsoft.com/office/word/2006/wordml" xmlns:wps="http://schemas.microsoft.com/office/word/2010/wordprocessingShape" mc:Ignorable="w14 w15 w16se w16cid w16 w16cex w16sdtdh wp14">
+<w:hdr xmlns:wpc="http://schemas.microsoft.com/office/word/2010/wordprocessingCanvas" xmlns:cx="http://schemas.microsoft.com/office/drawing/2014/chartex" xmlns:cx1="http://schemas.microsoft.com/office/drawing/2015/9/8/chartex" xmlns:cx2="http://schemas.microsoft.com/office/drawing/2015/10/21/chartex" xmlns:cx3="http://schemas.microsoft.com/office/drawing/2016/5/9/chartex" xmlns:cx4="http://schemas.microsoft.com/office/drawing/2016/5/10/chartex" xmlns:cx5="http://schemas.microsoft.com/office/drawing/2016/5/11/chartex" xmlns:cx6="http://schemas.microsoft.com/office/drawing/2016/5/12/chartex" xmlns:cx7="http://schemas.microsoft.com/office/drawing/2016/5/13/chartex" xmlns:cx8="http://schemas.microsoft.com/office/drawing/2016/5/14/chartex" xmlns:mc="http://schemas.openxmlformats.org/markup-compatibility/2006" xmlns:aink="http://schemas.microsoft.com/office/drawing/2016/ink" xmlns:am3d="http://schemas.microsoft.com/office/drawing/2017/model3d" xmlns:o="urn:schemas-microsoft-com:office:office" xmlns:oel="http://schemas.microsoft.com/office/2019/extlst" xmlns:r="http://schemas.openxmlformats.org/officeDocument/2006/relationships" xmlns:m="http://schemas.openxmlformats.org/officeDocument/2006/math" xmlns:v="urn:schemas-microsoft-com:vml" xmlns:wp14="http://schemas.microsoft.com/office/word/2010/wordprocessingDrawing" xmlns:wp="http://schemas.openxmlformats.org/drawingml/2006/wordprocessingDrawing" xmlns:w10="urn:schemas-microsoft-com:office:word" xmlns:w="http://schemas.openxmlformats.org/wordprocessingml/2006/main" xmlns:w14="http://schemas.microsoft.com/office/word/2010/wordml" xmlns:w15="http://schemas.microsoft.com/office/word/2012/wordml" xmlns:w16cex="http://schemas.microsoft.com/office/word/2018/wordml/cex" xmlns:w16cid="http://schemas.microsoft.com/office/word/2016/wordml/cid" xmlns:w16="http://schemas.microsoft.com/office/word/2018/wordml" xmlns:w16du="http://schemas.microsoft.com/office/word/2023/wordml/word16du" xmlns:w16sdtdh="http://schemas.microsoft.com/office/word/2020/wordml/sdtdatahash" xmlns:w16sdtfl="http://schemas.microsoft.com/office/word/2024/wordml/sdtformatlock" xmlns:w16se="http://schemas.microsoft.com/office/word/2015/wordml/symex" xmlns:wpg="http://schemas.microsoft.com/office/word/2010/wordprocessingGroup" xmlns:wpi="http://schemas.microsoft.com/office/word/2010/wordprocessingInk" xmlns:wne="http://schemas.microsoft.com/office/word/2006/wordml" xmlns:wps="http://schemas.microsoft.com/office/word/2010/wordprocessingShape" mc:Ignorable="w14 w15 w16se w16cid w16 w16cex w16sdtdh w16sdtfl w16du wp14">
   <w:p>
     <w:pPr>
       <w:pStyle w:val="Header"/>
@@ -5948,7 +7312,7 @@
 </file>
 
 <file path=word/header2.xml><?xml version="1.0" encoding="utf-8"?>
-<w:hdr xmlns:wpc="http://schemas.microsoft.com/office/word/2010/wordprocessingCanvas" xmlns:cx="http://schemas.microsoft.com/office/drawing/2014/chartex" xmlns:cx1="http://schemas.microsoft.com/office/drawing/2015/9/8/chartex" xmlns:cx2="http://schemas.microsoft.com/office/drawing/2015/10/21/chartex" xmlns:cx3="http://schemas.microsoft.com/office/drawing/2016/5/9/chartex" xmlns:cx4="http://schemas.microsoft.com/office/drawing/2016/5/10/chartex" xmlns:cx5="http://schemas.microsoft.com/office/drawing/2016/5/11/chartex" xmlns:cx6="http://schemas.microsoft.com/office/drawing/2016/5/12/chartex" xmlns:cx7="http://schemas.microsoft.com/office/drawing/2016/5/13/chartex" xmlns:cx8="http://schemas.microsoft.com/office/drawing/2016/5/14/chartex" xmlns:mc="http://schemas.openxmlformats.org/markup-compatibility/2006" xmlns:aink="http://schemas.microsoft.com/office/drawing/2016/ink" xmlns:am3d="http://schemas.microsoft.com/office/drawing/2017/model3d" xmlns:o="urn:schemas-microsoft-com:office:office" xmlns:oel="http://schemas.microsoft.com/office/2019/extlst" xmlns:r="http://schemas.openxmlformats.org/officeDocument/2006/relationships" xmlns:m="http://schemas.openxmlformats.org/officeDocument/2006/math" xmlns:v="urn:schemas-microsoft-com:vml" xmlns:wp14="http://schemas.microsoft.com/office/word/2010/wordprocessingDrawing" xmlns:wp="http://schemas.openxmlformats.org/drawingml/2006/wordprocessingDrawing" xmlns:w10="urn:schemas-microsoft-com:office:word" xmlns:w="http://schemas.openxmlformats.org/wordprocessingml/2006/main" xmlns:w14="http://schemas.microsoft.com/office/word/2010/wordml" xmlns:w15="http://schemas.microsoft.com/office/word/2012/wordml" xmlns:w16cex="http://schemas.microsoft.com/office/word/2018/wordml/cex" xmlns:w16cid="http://schemas.microsoft.com/office/word/2016/wordml/cid" xmlns:w16="http://schemas.microsoft.com/office/word/2018/wordml" xmlns:w16sdtdh="http://schemas.microsoft.com/office/word/2020/wordml/sdtdatahash" xmlns:w16se="http://schemas.microsoft.com/office/word/2015/wordml/symex" xmlns:wpg="http://schemas.microsoft.com/office/word/2010/wordprocessingGroup" xmlns:wpi="http://schemas.microsoft.com/office/word/2010/wordprocessingInk" xmlns:wne="http://schemas.microsoft.com/office/word/2006/wordml" xmlns:wps="http://schemas.microsoft.com/office/word/2010/wordprocessingShape" mc:Ignorable="w14 w15 w16se w16cid w16 w16cex w16sdtdh wp14">
+<w:hdr xmlns:wpc="http://schemas.microsoft.com/office/word/2010/wordprocessingCanvas" xmlns:cx="http://schemas.microsoft.com/office/drawing/2014/chartex" xmlns:cx1="http://schemas.microsoft.com/office/drawing/2015/9/8/chartex" xmlns:cx2="http://schemas.microsoft.com/office/drawing/2015/10/21/chartex" xmlns:cx3="http://schemas.microsoft.com/office/drawing/2016/5/9/chartex" xmlns:cx4="http://schemas.microsoft.com/office/drawing/2016/5/10/chartex" xmlns:cx5="http://schemas.microsoft.com/office/drawing/2016/5/11/chartex" xmlns:cx6="http://schemas.microsoft.com/office/drawing/2016/5/12/chartex" xmlns:cx7="http://schemas.microsoft.com/office/drawing/2016/5/13/chartex" xmlns:cx8="http://schemas.microsoft.com/office/drawing/2016/5/14/chartex" xmlns:mc="http://schemas.openxmlformats.org/markup-compatibility/2006" xmlns:aink="http://schemas.microsoft.com/office/drawing/2016/ink" xmlns:am3d="http://schemas.microsoft.com/office/drawing/2017/model3d" xmlns:o="urn:schemas-microsoft-com:office:office" xmlns:oel="http://schemas.microsoft.com/office/2019/extlst" xmlns:r="http://schemas.openxmlformats.org/officeDocument/2006/relationships" xmlns:m="http://schemas.openxmlformats.org/officeDocument/2006/math" xmlns:v="urn:schemas-microsoft-com:vml" xmlns:wp14="http://schemas.microsoft.com/office/word/2010/wordprocessingDrawing" xmlns:wp="http://schemas.openxmlformats.org/drawingml/2006/wordprocessingDrawing" xmlns:w10="urn:schemas-microsoft-com:office:word" xmlns:w="http://schemas.openxmlformats.org/wordprocessingml/2006/main" xmlns:w14="http://schemas.microsoft.com/office/word/2010/wordml" xmlns:w15="http://schemas.microsoft.com/office/word/2012/wordml" xmlns:w16cex="http://schemas.microsoft.com/office/word/2018/wordml/cex" xmlns:w16cid="http://schemas.microsoft.com/office/word/2016/wordml/cid" xmlns:w16="http://schemas.microsoft.com/office/word/2018/wordml" xmlns:w16du="http://schemas.microsoft.com/office/word/2023/wordml/word16du" xmlns:w16sdtdh="http://schemas.microsoft.com/office/word/2020/wordml/sdtdatahash" xmlns:w16sdtfl="http://schemas.microsoft.com/office/word/2024/wordml/sdtformatlock" xmlns:w16se="http://schemas.microsoft.com/office/word/2015/wordml/symex" xmlns:wpg="http://schemas.microsoft.com/office/word/2010/wordprocessingGroup" xmlns:wpi="http://schemas.microsoft.com/office/word/2010/wordprocessingInk" xmlns:wne="http://schemas.microsoft.com/office/word/2006/wordml" xmlns:wps="http://schemas.microsoft.com/office/word/2010/wordprocessingShape" mc:Ignorable="w14 w15 w16se w16cid w16 w16cex w16sdtdh w16sdtfl w16du wp14">
   <w:p>
     <w:pPr>
       <w:pBdr>
@@ -6102,7 +7466,7 @@
             </wp:anchor>
           </w:drawing>
         </mc:Choice>
-        <mc:Fallback xmlns:w16du="http://schemas.microsoft.com/office/word/2023/wordml/word16du" xmlns:w16sdtfl="http://schemas.microsoft.com/office/word/2024/wordml/sdtformatlock" xmlns:sl="http://schemas.openxmlformats.org/schemaLibrary/2006/main" xmlns:a="http://schemas.openxmlformats.org/drawingml/2006/main" xmlns:pic="http://schemas.openxmlformats.org/drawingml/2006/picture" xmlns:c="http://schemas.openxmlformats.org/drawingml/2006/chart" xmlns:lc="http://schemas.openxmlformats.org/drawingml/2006/lockedCanvas" xmlns:dgm="http://schemas.openxmlformats.org/drawingml/2006/diagram">
+        <mc:Fallback xmlns:dgm="http://schemas.openxmlformats.org/drawingml/2006/diagram" xmlns:lc="http://schemas.openxmlformats.org/drawingml/2006/lockedCanvas" xmlns:c="http://schemas.openxmlformats.org/drawingml/2006/chart" xmlns:pic="http://schemas.openxmlformats.org/drawingml/2006/picture" xmlns:a="http://schemas.openxmlformats.org/drawingml/2006/main" xmlns:sl="http://schemas.openxmlformats.org/schemaLibrary/2006/main">
           <w:drawing>
             <wp:anchor allowOverlap="1" behindDoc="0" distB="0" distT="0" distL="114300" distR="114300" hidden="0" layoutInCell="1" locked="0" relativeHeight="0" simplePos="0">
               <wp:simplePos x="0" y="0"/>
@@ -6159,7 +7523,7 @@
 </file>
 
 <file path=word/header3.xml><?xml version="1.0" encoding="utf-8"?>
-<w:hdr xmlns:wpc="http://schemas.microsoft.com/office/word/2010/wordprocessingCanvas" xmlns:cx="http://schemas.microsoft.com/office/drawing/2014/chartex" xmlns:cx1="http://schemas.microsoft.com/office/drawing/2015/9/8/chartex" xmlns:cx2="http://schemas.microsoft.com/office/drawing/2015/10/21/chartex" xmlns:cx3="http://schemas.microsoft.com/office/drawing/2016/5/9/chartex" xmlns:cx4="http://schemas.microsoft.com/office/drawing/2016/5/10/chartex" xmlns:cx5="http://schemas.microsoft.com/office/drawing/2016/5/11/chartex" xmlns:cx6="http://schemas.microsoft.com/office/drawing/2016/5/12/chartex" xmlns:cx7="http://schemas.microsoft.com/office/drawing/2016/5/13/chartex" xmlns:cx8="http://schemas.microsoft.com/office/drawing/2016/5/14/chartex" xmlns:mc="http://schemas.openxmlformats.org/markup-compatibility/2006" xmlns:aink="http://schemas.microsoft.com/office/drawing/2016/ink" xmlns:am3d="http://schemas.microsoft.com/office/drawing/2017/model3d" xmlns:o="urn:schemas-microsoft-com:office:office" xmlns:oel="http://schemas.microsoft.com/office/2019/extlst" xmlns:r="http://schemas.openxmlformats.org/officeDocument/2006/relationships" xmlns:m="http://schemas.openxmlformats.org/officeDocument/2006/math" xmlns:v="urn:schemas-microsoft-com:vml" xmlns:wp14="http://schemas.microsoft.com/office/word/2010/wordprocessingDrawing" xmlns:wp="http://schemas.openxmlformats.org/drawingml/2006/wordprocessingDrawing" xmlns:w10="urn:schemas-microsoft-com:office:word" xmlns:w="http://schemas.openxmlformats.org/wordprocessingml/2006/main" xmlns:w14="http://schemas.microsoft.com/office/word/2010/wordml" xmlns:w15="http://schemas.microsoft.com/office/word/2012/wordml" xmlns:w16cex="http://schemas.microsoft.com/office/word/2018/wordml/cex" xmlns:w16cid="http://schemas.microsoft.com/office/word/2016/wordml/cid" xmlns:w16="http://schemas.microsoft.com/office/word/2018/wordml" xmlns:w16sdtdh="http://schemas.microsoft.com/office/word/2020/wordml/sdtdatahash" xmlns:w16se="http://schemas.microsoft.com/office/word/2015/wordml/symex" xmlns:wpg="http://schemas.microsoft.com/office/word/2010/wordprocessingGroup" xmlns:wpi="http://schemas.microsoft.com/office/word/2010/wordprocessingInk" xmlns:wne="http://schemas.microsoft.com/office/word/2006/wordml" xmlns:wps="http://schemas.microsoft.com/office/word/2010/wordprocessingShape" mc:Ignorable="w14 w15 w16se w16cid w16 w16cex w16sdtdh wp14">
+<w:hdr xmlns:wpc="http://schemas.microsoft.com/office/word/2010/wordprocessingCanvas" xmlns:cx="http://schemas.microsoft.com/office/drawing/2014/chartex" xmlns:cx1="http://schemas.microsoft.com/office/drawing/2015/9/8/chartex" xmlns:cx2="http://schemas.microsoft.com/office/drawing/2015/10/21/chartex" xmlns:cx3="http://schemas.microsoft.com/office/drawing/2016/5/9/chartex" xmlns:cx4="http://schemas.microsoft.com/office/drawing/2016/5/10/chartex" xmlns:cx5="http://schemas.microsoft.com/office/drawing/2016/5/11/chartex" xmlns:cx6="http://schemas.microsoft.com/office/drawing/2016/5/12/chartex" xmlns:cx7="http://schemas.microsoft.com/office/drawing/2016/5/13/chartex" xmlns:cx8="http://schemas.microsoft.com/office/drawing/2016/5/14/chartex" xmlns:mc="http://schemas.openxmlformats.org/markup-compatibility/2006" xmlns:aink="http://schemas.microsoft.com/office/drawing/2016/ink" xmlns:am3d="http://schemas.microsoft.com/office/drawing/2017/model3d" xmlns:o="urn:schemas-microsoft-com:office:office" xmlns:oel="http://schemas.microsoft.com/office/2019/extlst" xmlns:r="http://schemas.openxmlformats.org/officeDocument/2006/relationships" xmlns:m="http://schemas.openxmlformats.org/officeDocument/2006/math" xmlns:v="urn:schemas-microsoft-com:vml" xmlns:wp14="http://schemas.microsoft.com/office/word/2010/wordprocessingDrawing" xmlns:wp="http://schemas.openxmlformats.org/drawingml/2006/wordprocessingDrawing" xmlns:w10="urn:schemas-microsoft-com:office:word" xmlns:w="http://schemas.openxmlformats.org/wordprocessingml/2006/main" xmlns:w14="http://schemas.microsoft.com/office/word/2010/wordml" xmlns:w15="http://schemas.microsoft.com/office/word/2012/wordml" xmlns:w16cex="http://schemas.microsoft.com/office/word/2018/wordml/cex" xmlns:w16cid="http://schemas.microsoft.com/office/word/2016/wordml/cid" xmlns:w16="http://schemas.microsoft.com/office/word/2018/wordml" xmlns:w16du="http://schemas.microsoft.com/office/word/2023/wordml/word16du" xmlns:w16sdtdh="http://schemas.microsoft.com/office/word/2020/wordml/sdtdatahash" xmlns:w16sdtfl="http://schemas.microsoft.com/office/word/2024/wordml/sdtformatlock" xmlns:w16se="http://schemas.microsoft.com/office/word/2015/wordml/symex" xmlns:wpg="http://schemas.microsoft.com/office/word/2010/wordprocessingGroup" xmlns:wpi="http://schemas.microsoft.com/office/word/2010/wordprocessingInk" xmlns:wne="http://schemas.microsoft.com/office/word/2006/wordml" xmlns:wps="http://schemas.microsoft.com/office/word/2010/wordprocessingShape" mc:Ignorable="w14 w15 w16se w16cid w16 w16cex w16sdtdh w16sdtfl w16du wp14">
   <w:p>
     <w:pPr>
       <w:pStyle w:val="Header"/>
@@ -6169,7 +7533,7 @@
 </file>
 
 <file path=word/numbering.xml><?xml version="1.0" encoding="utf-8"?>
-<w:numbering xmlns:wpc="http://schemas.microsoft.com/office/word/2010/wordprocessingCanvas" xmlns:cx="http://schemas.microsoft.com/office/drawing/2014/chartex" xmlns:cx1="http://schemas.microsoft.com/office/drawing/2015/9/8/chartex" xmlns:cx2="http://schemas.microsoft.com/office/drawing/2015/10/21/chartex" xmlns:cx3="http://schemas.microsoft.com/office/drawing/2016/5/9/chartex" xmlns:cx4="http://schemas.microsoft.com/office/drawing/2016/5/10/chartex" xmlns:cx5="http://schemas.microsoft.com/office/drawing/2016/5/11/chartex" xmlns:cx6="http://schemas.microsoft.com/office/drawing/2016/5/12/chartex" xmlns:cx7="http://schemas.microsoft.com/office/drawing/2016/5/13/chartex" xmlns:cx8="http://schemas.microsoft.com/office/drawing/2016/5/14/chartex" xmlns:mc="http://schemas.openxmlformats.org/markup-compatibility/2006" xmlns:aink="http://schemas.microsoft.com/office/drawing/2016/ink" xmlns:am3d="http://schemas.microsoft.com/office/drawing/2017/model3d" xmlns:o="urn:schemas-microsoft-com:office:office" xmlns:oel="http://schemas.microsoft.com/office/2019/extlst" xmlns:r="http://schemas.openxmlformats.org/officeDocument/2006/relationships" xmlns:m="http://schemas.openxmlformats.org/officeDocument/2006/math" xmlns:v="urn:schemas-microsoft-com:vml" xmlns:wp14="http://schemas.microsoft.com/office/word/2010/wordprocessingDrawing" xmlns:wp="http://schemas.openxmlformats.org/drawingml/2006/wordprocessingDrawing" xmlns:w10="urn:schemas-microsoft-com:office:word" xmlns:w="http://schemas.openxmlformats.org/wordprocessingml/2006/main" xmlns:w14="http://schemas.microsoft.com/office/word/2010/wordml" xmlns:w15="http://schemas.microsoft.com/office/word/2012/wordml" xmlns:w16cex="http://schemas.microsoft.com/office/word/2018/wordml/cex" xmlns:w16cid="http://schemas.microsoft.com/office/word/2016/wordml/cid" xmlns:w16="http://schemas.microsoft.com/office/word/2018/wordml" xmlns:w16sdtdh="http://schemas.microsoft.com/office/word/2020/wordml/sdtdatahash" xmlns:w16se="http://schemas.microsoft.com/office/word/2015/wordml/symex" xmlns:wpg="http://schemas.microsoft.com/office/word/2010/wordprocessingGroup" xmlns:wpi="http://schemas.microsoft.com/office/word/2010/wordprocessingInk" xmlns:wne="http://schemas.microsoft.com/office/word/2006/wordml" xmlns:wps="http://schemas.microsoft.com/office/word/2010/wordprocessingShape" mc:Ignorable="w14 w15 w16se w16cid w16 w16cex w16sdtdh wp14">
+<w:numbering xmlns:wpc="http://schemas.microsoft.com/office/word/2010/wordprocessingCanvas" xmlns:cx="http://schemas.microsoft.com/office/drawing/2014/chartex" xmlns:cx1="http://schemas.microsoft.com/office/drawing/2015/9/8/chartex" xmlns:cx2="http://schemas.microsoft.com/office/drawing/2015/10/21/chartex" xmlns:cx3="http://schemas.microsoft.com/office/drawing/2016/5/9/chartex" xmlns:cx4="http://schemas.microsoft.com/office/drawing/2016/5/10/chartex" xmlns:cx5="http://schemas.microsoft.com/office/drawing/2016/5/11/chartex" xmlns:cx6="http://schemas.microsoft.com/office/drawing/2016/5/12/chartex" xmlns:cx7="http://schemas.microsoft.com/office/drawing/2016/5/13/chartex" xmlns:cx8="http://schemas.microsoft.com/office/drawing/2016/5/14/chartex" xmlns:mc="http://schemas.openxmlformats.org/markup-compatibility/2006" xmlns:aink="http://schemas.microsoft.com/office/drawing/2016/ink" xmlns:am3d="http://schemas.microsoft.com/office/drawing/2017/model3d" xmlns:o="urn:schemas-microsoft-com:office:office" xmlns:oel="http://schemas.microsoft.com/office/2019/extlst" xmlns:r="http://schemas.openxmlformats.org/officeDocument/2006/relationships" xmlns:m="http://schemas.openxmlformats.org/officeDocument/2006/math" xmlns:v="urn:schemas-microsoft-com:vml" xmlns:wp14="http://schemas.microsoft.com/office/word/2010/wordprocessingDrawing" xmlns:wp="http://schemas.openxmlformats.org/drawingml/2006/wordprocessingDrawing" xmlns:w10="urn:schemas-microsoft-com:office:word" xmlns:w="http://schemas.openxmlformats.org/wordprocessingml/2006/main" xmlns:w14="http://schemas.microsoft.com/office/word/2010/wordml" xmlns:w15="http://schemas.microsoft.com/office/word/2012/wordml" xmlns:w16cex="http://schemas.microsoft.com/office/word/2018/wordml/cex" xmlns:w16cid="http://schemas.microsoft.com/office/word/2016/wordml/cid" xmlns:w16="http://schemas.microsoft.com/office/word/2018/wordml" xmlns:w16du="http://schemas.microsoft.com/office/word/2023/wordml/word16du" xmlns:w16sdtdh="http://schemas.microsoft.com/office/word/2020/wordml/sdtdatahash" xmlns:w16sdtfl="http://schemas.microsoft.com/office/word/2024/wordml/sdtformatlock" xmlns:w16se="http://schemas.microsoft.com/office/word/2015/wordml/symex" xmlns:wpg="http://schemas.microsoft.com/office/word/2010/wordprocessingGroup" xmlns:wpi="http://schemas.microsoft.com/office/word/2010/wordprocessingInk" xmlns:wne="http://schemas.microsoft.com/office/word/2006/wordml" xmlns:wps="http://schemas.microsoft.com/office/word/2010/wordprocessingShape" mc:Ignorable="w14 w15 w16se w16cid w16 w16cex w16sdtdh w16sdtfl w16du wp14">
   <w:abstractNum w:abstractNumId="0" w15:restartNumberingAfterBreak="0">
     <w:nsid w:val="08D572D4"/>
     <w:multiLevelType w:val="multilevel"/>
@@ -6343,6 +7707,119 @@
     </w:lvl>
   </w:abstractNum>
   <w:abstractNum w:abstractNumId="2" w15:restartNumberingAfterBreak="0">
+    <w:nsid w:val="0AC26971"/>
+    <w:multiLevelType w:val="hybridMultilevel"/>
+    <w:tmpl w:val="B0728608"/>
+    <w:lvl w:ilvl="0" w:tplc="38090015">
+      <w:start w:val="1"/>
+      <w:numFmt w:val="upperLetter"/>
+      <w:lvlText w:val="%1."/>
+      <w:lvlJc w:val="left"/>
+      <w:pPr>
+        <w:ind w:left="1080" w:hanging="360"/>
+      </w:pPr>
+      <w:rPr>
+        <w:rFonts w:hint="default"/>
+      </w:rPr>
+    </w:lvl>
+    <w:lvl w:ilvl="1" w:tplc="FFFFFFFF" w:tentative="1">
+      <w:start w:val="1"/>
+      <w:numFmt w:val="bullet"/>
+      <w:lvlText w:val="o"/>
+      <w:lvlJc w:val="left"/>
+      <w:pPr>
+        <w:ind w:left="1800" w:hanging="360"/>
+      </w:pPr>
+      <w:rPr>
+        <w:rFonts w:ascii="Courier New" w:hAnsi="Courier New" w:cs="Courier New" w:hint="default"/>
+      </w:rPr>
+    </w:lvl>
+    <w:lvl w:ilvl="2" w:tplc="FFFFFFFF" w:tentative="1">
+      <w:start w:val="1"/>
+      <w:numFmt w:val="bullet"/>
+      <w:lvlText w:val=""/>
+      <w:lvlJc w:val="left"/>
+      <w:pPr>
+        <w:ind w:left="2520" w:hanging="360"/>
+      </w:pPr>
+      <w:rPr>
+        <w:rFonts w:ascii="Wingdings" w:hAnsi="Wingdings" w:hint="default"/>
+      </w:rPr>
+    </w:lvl>
+    <w:lvl w:ilvl="3" w:tplc="FFFFFFFF" w:tentative="1">
+      <w:start w:val="1"/>
+      <w:numFmt w:val="bullet"/>
+      <w:lvlText w:val=""/>
+      <w:lvlJc w:val="left"/>
+      <w:pPr>
+        <w:ind w:left="3240" w:hanging="360"/>
+      </w:pPr>
+      <w:rPr>
+        <w:rFonts w:ascii="Symbol" w:hAnsi="Symbol" w:hint="default"/>
+      </w:rPr>
+    </w:lvl>
+    <w:lvl w:ilvl="4" w:tplc="FFFFFFFF" w:tentative="1">
+      <w:start w:val="1"/>
+      <w:numFmt w:val="bullet"/>
+      <w:lvlText w:val="o"/>
+      <w:lvlJc w:val="left"/>
+      <w:pPr>
+        <w:ind w:left="3960" w:hanging="360"/>
+      </w:pPr>
+      <w:rPr>
+        <w:rFonts w:ascii="Courier New" w:hAnsi="Courier New" w:cs="Courier New" w:hint="default"/>
+      </w:rPr>
+    </w:lvl>
+    <w:lvl w:ilvl="5" w:tplc="FFFFFFFF" w:tentative="1">
+      <w:start w:val="1"/>
+      <w:numFmt w:val="bullet"/>
+      <w:lvlText w:val=""/>
+      <w:lvlJc w:val="left"/>
+      <w:pPr>
+        <w:ind w:left="4680" w:hanging="360"/>
+      </w:pPr>
+      <w:rPr>
+        <w:rFonts w:ascii="Wingdings" w:hAnsi="Wingdings" w:hint="default"/>
+      </w:rPr>
+    </w:lvl>
+    <w:lvl w:ilvl="6" w:tplc="FFFFFFFF" w:tentative="1">
+      <w:start w:val="1"/>
+      <w:numFmt w:val="bullet"/>
+      <w:lvlText w:val=""/>
+      <w:lvlJc w:val="left"/>
+      <w:pPr>
+        <w:ind w:left="5400" w:hanging="360"/>
+      </w:pPr>
+      <w:rPr>
+        <w:rFonts w:ascii="Symbol" w:hAnsi="Symbol" w:hint="default"/>
+      </w:rPr>
+    </w:lvl>
+    <w:lvl w:ilvl="7" w:tplc="FFFFFFFF" w:tentative="1">
+      <w:start w:val="1"/>
+      <w:numFmt w:val="bullet"/>
+      <w:lvlText w:val="o"/>
+      <w:lvlJc w:val="left"/>
+      <w:pPr>
+        <w:ind w:left="6120" w:hanging="360"/>
+      </w:pPr>
+      <w:rPr>
+        <w:rFonts w:ascii="Courier New" w:hAnsi="Courier New" w:cs="Courier New" w:hint="default"/>
+      </w:rPr>
+    </w:lvl>
+    <w:lvl w:ilvl="8" w:tplc="FFFFFFFF" w:tentative="1">
+      <w:start w:val="1"/>
+      <w:numFmt w:val="bullet"/>
+      <w:lvlText w:val=""/>
+      <w:lvlJc w:val="left"/>
+      <w:pPr>
+        <w:ind w:left="6840" w:hanging="360"/>
+      </w:pPr>
+      <w:rPr>
+        <w:rFonts w:ascii="Wingdings" w:hAnsi="Wingdings" w:hint="default"/>
+      </w:rPr>
+    </w:lvl>
+  </w:abstractNum>
+  <w:abstractNum w:abstractNumId="3" w15:restartNumberingAfterBreak="0">
     <w:nsid w:val="11687749"/>
     <w:multiLevelType w:val="multilevel"/>
     <w:tmpl w:val="0C70A0E2"/>
@@ -6455,7 +7932,7 @@
       </w:rPr>
     </w:lvl>
   </w:abstractNum>
-  <w:abstractNum w:abstractNumId="3" w15:restartNumberingAfterBreak="0">
+  <w:abstractNum w:abstractNumId="4" w15:restartNumberingAfterBreak="0">
     <w:nsid w:val="187D1E75"/>
     <w:multiLevelType w:val="hybridMultilevel"/>
     <w:tmpl w:val="ACB04C5E"/>
@@ -6544,7 +8021,7 @@
       </w:pPr>
     </w:lvl>
   </w:abstractNum>
-  <w:abstractNum w:abstractNumId="4" w15:restartNumberingAfterBreak="0">
+  <w:abstractNum w:abstractNumId="5" w15:restartNumberingAfterBreak="0">
     <w:nsid w:val="19F21AF2"/>
     <w:multiLevelType w:val="multilevel"/>
     <w:tmpl w:val="A6C2FBE2"/>
@@ -6657,7 +8134,156 @@
       </w:rPr>
     </w:lvl>
   </w:abstractNum>
-  <w:abstractNum w:abstractNumId="5" w15:restartNumberingAfterBreak="0">
+  <w:abstractNum w:abstractNumId="6" w15:restartNumberingAfterBreak="0">
+    <w:nsid w:val="220301E4"/>
+    <w:multiLevelType w:val="multilevel"/>
+    <w:tmpl w:val="7C8C9C68"/>
+    <w:lvl w:ilvl="0">
+      <w:start w:val="1"/>
+      <w:numFmt w:val="bullet"/>
+      <w:lvlText w:val=""/>
+      <w:lvlJc w:val="left"/>
+      <w:pPr>
+        <w:tabs>
+          <w:tab w:val="num" w:pos="720"/>
+        </w:tabs>
+        <w:ind w:left="720" w:hanging="360"/>
+      </w:pPr>
+      <w:rPr>
+        <w:rFonts w:ascii="Symbol" w:hAnsi="Symbol" w:hint="default"/>
+        <w:sz w:val="20"/>
+      </w:rPr>
+    </w:lvl>
+    <w:lvl w:ilvl="1" w:tentative="1">
+      <w:start w:val="1"/>
+      <w:numFmt w:val="bullet"/>
+      <w:lvlText w:val="o"/>
+      <w:lvlJc w:val="left"/>
+      <w:pPr>
+        <w:tabs>
+          <w:tab w:val="num" w:pos="1440"/>
+        </w:tabs>
+        <w:ind w:left="1440" w:hanging="360"/>
+      </w:pPr>
+      <w:rPr>
+        <w:rFonts w:ascii="Courier New" w:hAnsi="Courier New" w:hint="default"/>
+        <w:sz w:val="20"/>
+      </w:rPr>
+    </w:lvl>
+    <w:lvl w:ilvl="2" w:tentative="1">
+      <w:start w:val="1"/>
+      <w:numFmt w:val="bullet"/>
+      <w:lvlText w:val=""/>
+      <w:lvlJc w:val="left"/>
+      <w:pPr>
+        <w:tabs>
+          <w:tab w:val="num" w:pos="2160"/>
+        </w:tabs>
+        <w:ind w:left="2160" w:hanging="360"/>
+      </w:pPr>
+      <w:rPr>
+        <w:rFonts w:ascii="Wingdings" w:hAnsi="Wingdings" w:hint="default"/>
+        <w:sz w:val="20"/>
+      </w:rPr>
+    </w:lvl>
+    <w:lvl w:ilvl="3" w:tentative="1">
+      <w:start w:val="1"/>
+      <w:numFmt w:val="bullet"/>
+      <w:lvlText w:val=""/>
+      <w:lvlJc w:val="left"/>
+      <w:pPr>
+        <w:tabs>
+          <w:tab w:val="num" w:pos="2880"/>
+        </w:tabs>
+        <w:ind w:left="2880" w:hanging="360"/>
+      </w:pPr>
+      <w:rPr>
+        <w:rFonts w:ascii="Wingdings" w:hAnsi="Wingdings" w:hint="default"/>
+        <w:sz w:val="20"/>
+      </w:rPr>
+    </w:lvl>
+    <w:lvl w:ilvl="4" w:tentative="1">
+      <w:start w:val="1"/>
+      <w:numFmt w:val="bullet"/>
+      <w:lvlText w:val=""/>
+      <w:lvlJc w:val="left"/>
+      <w:pPr>
+        <w:tabs>
+          <w:tab w:val="num" w:pos="3600"/>
+        </w:tabs>
+        <w:ind w:left="3600" w:hanging="360"/>
+      </w:pPr>
+      <w:rPr>
+        <w:rFonts w:ascii="Wingdings" w:hAnsi="Wingdings" w:hint="default"/>
+        <w:sz w:val="20"/>
+      </w:rPr>
+    </w:lvl>
+    <w:lvl w:ilvl="5" w:tentative="1">
+      <w:start w:val="1"/>
+      <w:numFmt w:val="bullet"/>
+      <w:lvlText w:val=""/>
+      <w:lvlJc w:val="left"/>
+      <w:pPr>
+        <w:tabs>
+          <w:tab w:val="num" w:pos="4320"/>
+        </w:tabs>
+        <w:ind w:left="4320" w:hanging="360"/>
+      </w:pPr>
+      <w:rPr>
+        <w:rFonts w:ascii="Wingdings" w:hAnsi="Wingdings" w:hint="default"/>
+        <w:sz w:val="20"/>
+      </w:rPr>
+    </w:lvl>
+    <w:lvl w:ilvl="6" w:tentative="1">
+      <w:start w:val="1"/>
+      <w:numFmt w:val="bullet"/>
+      <w:lvlText w:val=""/>
+      <w:lvlJc w:val="left"/>
+      <w:pPr>
+        <w:tabs>
+          <w:tab w:val="num" w:pos="5040"/>
+        </w:tabs>
+        <w:ind w:left="5040" w:hanging="360"/>
+      </w:pPr>
+      <w:rPr>
+        <w:rFonts w:ascii="Wingdings" w:hAnsi="Wingdings" w:hint="default"/>
+        <w:sz w:val="20"/>
+      </w:rPr>
+    </w:lvl>
+    <w:lvl w:ilvl="7" w:tentative="1">
+      <w:start w:val="1"/>
+      <w:numFmt w:val="bullet"/>
+      <w:lvlText w:val=""/>
+      <w:lvlJc w:val="left"/>
+      <w:pPr>
+        <w:tabs>
+          <w:tab w:val="num" w:pos="5760"/>
+        </w:tabs>
+        <w:ind w:left="5760" w:hanging="360"/>
+      </w:pPr>
+      <w:rPr>
+        <w:rFonts w:ascii="Wingdings" w:hAnsi="Wingdings" w:hint="default"/>
+        <w:sz w:val="20"/>
+      </w:rPr>
+    </w:lvl>
+    <w:lvl w:ilvl="8" w:tentative="1">
+      <w:start w:val="1"/>
+      <w:numFmt w:val="bullet"/>
+      <w:lvlText w:val=""/>
+      <w:lvlJc w:val="left"/>
+      <w:pPr>
+        <w:tabs>
+          <w:tab w:val="num" w:pos="6480"/>
+        </w:tabs>
+        <w:ind w:left="6480" w:hanging="360"/>
+      </w:pPr>
+      <w:rPr>
+        <w:rFonts w:ascii="Wingdings" w:hAnsi="Wingdings" w:hint="default"/>
+        <w:sz w:val="20"/>
+      </w:rPr>
+    </w:lvl>
+  </w:abstractNum>
+  <w:abstractNum w:abstractNumId="7" w15:restartNumberingAfterBreak="0">
     <w:nsid w:val="26775D07"/>
     <w:multiLevelType w:val="multilevel"/>
     <w:tmpl w:val="FC70E78C"/>
@@ -6770,7 +8396,129 @@
       </w:rPr>
     </w:lvl>
   </w:abstractNum>
-  <w:abstractNum w:abstractNumId="6" w15:restartNumberingAfterBreak="0">
+  <w:abstractNum w:abstractNumId="8" w15:restartNumberingAfterBreak="0">
+    <w:nsid w:val="36F628A1"/>
+    <w:multiLevelType w:val="multilevel"/>
+    <w:tmpl w:val="3FB467D2"/>
+    <w:lvl w:ilvl="0">
+      <w:start w:val="1"/>
+      <w:numFmt w:val="decimal"/>
+      <w:lvlText w:val="%1."/>
+      <w:lvlJc w:val="left"/>
+      <w:pPr>
+        <w:ind w:left="720" w:hanging="360"/>
+      </w:pPr>
+      <w:rPr>
+        <w:rFonts w:hint="default"/>
+        <w:sz w:val="20"/>
+      </w:rPr>
+    </w:lvl>
+    <w:lvl w:ilvl="1">
+      <w:start w:val="1"/>
+      <w:numFmt w:val="decimal"/>
+      <w:lvlText w:val="%1.%2"/>
+      <w:lvlJc w:val="left"/>
+      <w:pPr>
+        <w:ind w:left="765" w:hanging="405"/>
+      </w:pPr>
+      <w:rPr>
+        <w:rFonts w:hint="default"/>
+        <w:sz w:val="20"/>
+      </w:rPr>
+    </w:lvl>
+    <w:lvl w:ilvl="2">
+      <w:start w:val="1"/>
+      <w:numFmt w:val="decimal"/>
+      <w:lvlText w:val="%1.%2.%3"/>
+      <w:lvlJc w:val="left"/>
+      <w:pPr>
+        <w:ind w:left="1080" w:hanging="720"/>
+      </w:pPr>
+      <w:rPr>
+        <w:rFonts w:hint="default"/>
+        <w:sz w:val="20"/>
+      </w:rPr>
+    </w:lvl>
+    <w:lvl w:ilvl="3">
+      <w:start w:val="1"/>
+      <w:numFmt w:val="decimal"/>
+      <w:lvlText w:val="%1.%2.%3.%4"/>
+      <w:lvlJc w:val="left"/>
+      <w:pPr>
+        <w:ind w:left="1440" w:hanging="1080"/>
+      </w:pPr>
+      <w:rPr>
+        <w:rFonts w:hint="default"/>
+        <w:sz w:val="20"/>
+      </w:rPr>
+    </w:lvl>
+    <w:lvl w:ilvl="4">
+      <w:start w:val="1"/>
+      <w:numFmt w:val="decimal"/>
+      <w:lvlText w:val="%1.%2.%3.%4.%5"/>
+      <w:lvlJc w:val="left"/>
+      <w:pPr>
+        <w:ind w:left="1440" w:hanging="1080"/>
+      </w:pPr>
+      <w:rPr>
+        <w:rFonts w:hint="default"/>
+        <w:sz w:val="20"/>
+      </w:rPr>
+    </w:lvl>
+    <w:lvl w:ilvl="5">
+      <w:start w:val="1"/>
+      <w:numFmt w:val="decimal"/>
+      <w:lvlText w:val="%1.%2.%3.%4.%5.%6"/>
+      <w:lvlJc w:val="left"/>
+      <w:pPr>
+        <w:ind w:left="1800" w:hanging="1440"/>
+      </w:pPr>
+      <w:rPr>
+        <w:rFonts w:hint="default"/>
+        <w:sz w:val="20"/>
+      </w:rPr>
+    </w:lvl>
+    <w:lvl w:ilvl="6">
+      <w:start w:val="1"/>
+      <w:numFmt w:val="decimal"/>
+      <w:lvlText w:val="%1.%2.%3.%4.%5.%6.%7"/>
+      <w:lvlJc w:val="left"/>
+      <w:pPr>
+        <w:ind w:left="1800" w:hanging="1440"/>
+      </w:pPr>
+      <w:rPr>
+        <w:rFonts w:hint="default"/>
+        <w:sz w:val="20"/>
+      </w:rPr>
+    </w:lvl>
+    <w:lvl w:ilvl="7">
+      <w:start w:val="1"/>
+      <w:numFmt w:val="decimal"/>
+      <w:lvlText w:val="%1.%2.%3.%4.%5.%6.%7.%8"/>
+      <w:lvlJc w:val="left"/>
+      <w:pPr>
+        <w:ind w:left="2160" w:hanging="1800"/>
+      </w:pPr>
+      <w:rPr>
+        <w:rFonts w:hint="default"/>
+        <w:sz w:val="20"/>
+      </w:rPr>
+    </w:lvl>
+    <w:lvl w:ilvl="8">
+      <w:start w:val="1"/>
+      <w:numFmt w:val="decimal"/>
+      <w:lvlText w:val="%1.%2.%3.%4.%5.%6.%7.%8.%9"/>
+      <w:lvlJc w:val="left"/>
+      <w:pPr>
+        <w:ind w:left="2160" w:hanging="1800"/>
+      </w:pPr>
+      <w:rPr>
+        <w:rFonts w:hint="default"/>
+        <w:sz w:val="20"/>
+      </w:rPr>
+    </w:lvl>
+  </w:abstractNum>
+  <w:abstractNum w:abstractNumId="9" w15:restartNumberingAfterBreak="0">
     <w:nsid w:val="41517AB8"/>
     <w:multiLevelType w:val="multilevel"/>
     <w:tmpl w:val="868AEA98"/>
@@ -6883,7 +8631,7 @@
       </w:rPr>
     </w:lvl>
   </w:abstractNum>
-  <w:abstractNum w:abstractNumId="7" w15:restartNumberingAfterBreak="0">
+  <w:abstractNum w:abstractNumId="10" w15:restartNumberingAfterBreak="0">
     <w:nsid w:val="4462201B"/>
     <w:multiLevelType w:val="multilevel"/>
     <w:tmpl w:val="E1644A14"/>
@@ -6969,7 +8717,7 @@
       </w:pPr>
     </w:lvl>
   </w:abstractNum>
-  <w:abstractNum w:abstractNumId="8" w15:restartNumberingAfterBreak="0">
+  <w:abstractNum w:abstractNumId="11" w15:restartNumberingAfterBreak="0">
     <w:nsid w:val="48262CC1"/>
     <w:multiLevelType w:val="multilevel"/>
     <w:tmpl w:val="5A5A8D08"/>
@@ -7055,7 +8803,93 @@
       </w:pPr>
     </w:lvl>
   </w:abstractNum>
-  <w:abstractNum w:abstractNumId="9" w15:restartNumberingAfterBreak="0">
+  <w:abstractNum w:abstractNumId="12" w15:restartNumberingAfterBreak="0">
+    <w:nsid w:val="49297C3C"/>
+    <w:multiLevelType w:val="multilevel"/>
+    <w:tmpl w:val="7020F7FE"/>
+    <w:lvl w:ilvl="0">
+      <w:start w:val="1"/>
+      <w:numFmt w:val="decimal"/>
+      <w:lvlText w:val="%1."/>
+      <w:lvlJc w:val="left"/>
+      <w:pPr>
+        <w:ind w:left="1170" w:hanging="360"/>
+      </w:pPr>
+    </w:lvl>
+    <w:lvl w:ilvl="1">
+      <w:start w:val="1"/>
+      <w:numFmt w:val="lowerLetter"/>
+      <w:lvlText w:val="%2."/>
+      <w:lvlJc w:val="left"/>
+      <w:pPr>
+        <w:ind w:left="1890" w:hanging="360"/>
+      </w:pPr>
+    </w:lvl>
+    <w:lvl w:ilvl="2">
+      <w:start w:val="1"/>
+      <w:numFmt w:val="lowerRoman"/>
+      <w:lvlText w:val="%3."/>
+      <w:lvlJc w:val="right"/>
+      <w:pPr>
+        <w:ind w:left="2610" w:hanging="180"/>
+      </w:pPr>
+    </w:lvl>
+    <w:lvl w:ilvl="3">
+      <w:start w:val="1"/>
+      <w:numFmt w:val="decimal"/>
+      <w:lvlText w:val="%4."/>
+      <w:lvlJc w:val="left"/>
+      <w:pPr>
+        <w:ind w:left="3330" w:hanging="360"/>
+      </w:pPr>
+    </w:lvl>
+    <w:lvl w:ilvl="4">
+      <w:start w:val="1"/>
+      <w:numFmt w:val="lowerLetter"/>
+      <w:lvlText w:val="%5."/>
+      <w:lvlJc w:val="left"/>
+      <w:pPr>
+        <w:ind w:left="4050" w:hanging="360"/>
+      </w:pPr>
+    </w:lvl>
+    <w:lvl w:ilvl="5">
+      <w:start w:val="1"/>
+      <w:numFmt w:val="lowerRoman"/>
+      <w:lvlText w:val="%6."/>
+      <w:lvlJc w:val="right"/>
+      <w:pPr>
+        <w:ind w:left="4770" w:hanging="180"/>
+      </w:pPr>
+    </w:lvl>
+    <w:lvl w:ilvl="6">
+      <w:start w:val="1"/>
+      <w:numFmt w:val="decimal"/>
+      <w:lvlText w:val="%7."/>
+      <w:lvlJc w:val="left"/>
+      <w:pPr>
+        <w:ind w:left="5490" w:hanging="360"/>
+      </w:pPr>
+    </w:lvl>
+    <w:lvl w:ilvl="7">
+      <w:start w:val="1"/>
+      <w:numFmt w:val="lowerLetter"/>
+      <w:lvlText w:val="%8."/>
+      <w:lvlJc w:val="left"/>
+      <w:pPr>
+        <w:ind w:left="6210" w:hanging="360"/>
+      </w:pPr>
+    </w:lvl>
+    <w:lvl w:ilvl="8">
+      <w:start w:val="1"/>
+      <w:numFmt w:val="lowerRoman"/>
+      <w:lvlText w:val="%9."/>
+      <w:lvlJc w:val="right"/>
+      <w:pPr>
+        <w:ind w:left="6930" w:hanging="180"/>
+      </w:pPr>
+    </w:lvl>
+  </w:abstractNum>
+  <w:abstractNum w:abstractNumId="13" w15:restartNumberingAfterBreak="0">
     <w:nsid w:val="49E237BD"/>
     <w:multiLevelType w:val="multilevel"/>
     <w:tmpl w:val="56A689F8"/>
@@ -7168,7 +9002,233 @@
       </w:rPr>
     </w:lvl>
   </w:abstractNum>
-  <w:abstractNum w:abstractNumId="10" w15:restartNumberingAfterBreak="0">
+  <w:abstractNum w:abstractNumId="14" w15:restartNumberingAfterBreak="0">
+    <w:nsid w:val="4E025533"/>
+    <w:multiLevelType w:val="hybridMultilevel"/>
+    <w:tmpl w:val="8954BB86"/>
+    <w:lvl w:ilvl="0" w:tplc="38090001">
+      <w:start w:val="1"/>
+      <w:numFmt w:val="bullet"/>
+      <w:lvlText w:val=""/>
+      <w:lvlJc w:val="left"/>
+      <w:pPr>
+        <w:ind w:left="720" w:hanging="360"/>
+      </w:pPr>
+      <w:rPr>
+        <w:rFonts w:ascii="Symbol" w:hAnsi="Symbol" w:hint="default"/>
+      </w:rPr>
+    </w:lvl>
+    <w:lvl w:ilvl="1" w:tplc="38090003">
+      <w:start w:val="1"/>
+      <w:numFmt w:val="bullet"/>
+      <w:lvlText w:val="o"/>
+      <w:lvlJc w:val="left"/>
+      <w:pPr>
+        <w:ind w:left="1440" w:hanging="360"/>
+      </w:pPr>
+      <w:rPr>
+        <w:rFonts w:ascii="Courier New" w:hAnsi="Courier New" w:cs="Courier New" w:hint="default"/>
+      </w:rPr>
+    </w:lvl>
+    <w:lvl w:ilvl="2" w:tplc="38090005" w:tentative="1">
+      <w:start w:val="1"/>
+      <w:numFmt w:val="bullet"/>
+      <w:lvlText w:val=""/>
+      <w:lvlJc w:val="left"/>
+      <w:pPr>
+        <w:ind w:left="2160" w:hanging="360"/>
+      </w:pPr>
+      <w:rPr>
+        <w:rFonts w:ascii="Wingdings" w:hAnsi="Wingdings" w:hint="default"/>
+      </w:rPr>
+    </w:lvl>
+    <w:lvl w:ilvl="3" w:tplc="38090001" w:tentative="1">
+      <w:start w:val="1"/>
+      <w:numFmt w:val="bullet"/>
+      <w:lvlText w:val=""/>
+      <w:lvlJc w:val="left"/>
+      <w:pPr>
+        <w:ind w:left="2880" w:hanging="360"/>
+      </w:pPr>
+      <w:rPr>
+        <w:rFonts w:ascii="Symbol" w:hAnsi="Symbol" w:hint="default"/>
+      </w:rPr>
+    </w:lvl>
+    <w:lvl w:ilvl="4" w:tplc="38090003" w:tentative="1">
+      <w:start w:val="1"/>
+      <w:numFmt w:val="bullet"/>
+      <w:lvlText w:val="o"/>
+      <w:lvlJc w:val="left"/>
+      <w:pPr>
+        <w:ind w:left="3600" w:hanging="360"/>
+      </w:pPr>
+      <w:rPr>
+        <w:rFonts w:ascii="Courier New" w:hAnsi="Courier New" w:cs="Courier New" w:hint="default"/>
+      </w:rPr>
+    </w:lvl>
+    <w:lvl w:ilvl="5" w:tplc="38090005" w:tentative="1">
+      <w:start w:val="1"/>
+      <w:numFmt w:val="bullet"/>
+      <w:lvlText w:val=""/>
+      <w:lvlJc w:val="left"/>
+      <w:pPr>
+        <w:ind w:left="4320" w:hanging="360"/>
+      </w:pPr>
+      <w:rPr>
+        <w:rFonts w:ascii="Wingdings" w:hAnsi="Wingdings" w:hint="default"/>
+      </w:rPr>
+    </w:lvl>
+    <w:lvl w:ilvl="6" w:tplc="38090001" w:tentative="1">
+      <w:start w:val="1"/>
+      <w:numFmt w:val="bullet"/>
+      <w:lvlText w:val=""/>
+      <w:lvlJc w:val="left"/>
+      <w:pPr>
+        <w:ind w:left="5040" w:hanging="360"/>
+      </w:pPr>
+      <w:rPr>
+        <w:rFonts w:ascii="Symbol" w:hAnsi="Symbol" w:hint="default"/>
+      </w:rPr>
+    </w:lvl>
+    <w:lvl w:ilvl="7" w:tplc="38090003" w:tentative="1">
+      <w:start w:val="1"/>
+      <w:numFmt w:val="bullet"/>
+      <w:lvlText w:val="o"/>
+      <w:lvlJc w:val="left"/>
+      <w:pPr>
+        <w:ind w:left="5760" w:hanging="360"/>
+      </w:pPr>
+      <w:rPr>
+        <w:rFonts w:ascii="Courier New" w:hAnsi="Courier New" w:cs="Courier New" w:hint="default"/>
+      </w:rPr>
+    </w:lvl>
+    <w:lvl w:ilvl="8" w:tplc="38090005" w:tentative="1">
+      <w:start w:val="1"/>
+      <w:numFmt w:val="bullet"/>
+      <w:lvlText w:val=""/>
+      <w:lvlJc w:val="left"/>
+      <w:pPr>
+        <w:ind w:left="6480" w:hanging="360"/>
+      </w:pPr>
+      <w:rPr>
+        <w:rFonts w:ascii="Wingdings" w:hAnsi="Wingdings" w:hint="default"/>
+      </w:rPr>
+    </w:lvl>
+  </w:abstractNum>
+  <w:abstractNum w:abstractNumId="15" w15:restartNumberingAfterBreak="0">
+    <w:nsid w:val="4EF669A0"/>
+    <w:multiLevelType w:val="hybridMultilevel"/>
+    <w:tmpl w:val="32D8F754"/>
+    <w:lvl w:ilvl="0" w:tplc="E8F0E3F4">
+      <w:start w:val="1"/>
+      <w:numFmt w:val="decimal"/>
+      <w:lvlText w:val="%1."/>
+      <w:lvlJc w:val="left"/>
+      <w:pPr>
+        <w:ind w:left="720" w:hanging="360"/>
+      </w:pPr>
+      <w:rPr>
+        <w:rFonts w:ascii="Calibri" w:eastAsia="Calibri" w:hAnsi="Calibri" w:cs="Calibri"/>
+      </w:rPr>
+    </w:lvl>
+    <w:lvl w:ilvl="1" w:tplc="38090003">
+      <w:start w:val="1"/>
+      <w:numFmt w:val="bullet"/>
+      <w:lvlText w:val="o"/>
+      <w:lvlJc w:val="left"/>
+      <w:pPr>
+        <w:ind w:left="1440" w:hanging="360"/>
+      </w:pPr>
+      <w:rPr>
+        <w:rFonts w:ascii="Courier New" w:hAnsi="Courier New" w:cs="Courier New" w:hint="default"/>
+      </w:rPr>
+    </w:lvl>
+    <w:lvl w:ilvl="2" w:tplc="38090005" w:tentative="1">
+      <w:start w:val="1"/>
+      <w:numFmt w:val="bullet"/>
+      <w:lvlText w:val=""/>
+      <w:lvlJc w:val="left"/>
+      <w:pPr>
+        <w:ind w:left="2160" w:hanging="360"/>
+      </w:pPr>
+      <w:rPr>
+        <w:rFonts w:ascii="Wingdings" w:hAnsi="Wingdings" w:hint="default"/>
+      </w:rPr>
+    </w:lvl>
+    <w:lvl w:ilvl="3" w:tplc="38090001" w:tentative="1">
+      <w:start w:val="1"/>
+      <w:numFmt w:val="bullet"/>
+      <w:lvlText w:val=""/>
+      <w:lvlJc w:val="left"/>
+      <w:pPr>
+        <w:ind w:left="2880" w:hanging="360"/>
+      </w:pPr>
+      <w:rPr>
+        <w:rFonts w:ascii="Symbol" w:hAnsi="Symbol" w:hint="default"/>
+      </w:rPr>
+    </w:lvl>
+    <w:lvl w:ilvl="4" w:tplc="38090003" w:tentative="1">
+      <w:start w:val="1"/>
+      <w:numFmt w:val="bullet"/>
+      <w:lvlText w:val="o"/>
+      <w:lvlJc w:val="left"/>
+      <w:pPr>
+        <w:ind w:left="3600" w:hanging="360"/>
+      </w:pPr>
+      <w:rPr>
+        <w:rFonts w:ascii="Courier New" w:hAnsi="Courier New" w:cs="Courier New" w:hint="default"/>
+      </w:rPr>
+    </w:lvl>
+    <w:lvl w:ilvl="5" w:tplc="38090005" w:tentative="1">
+      <w:start w:val="1"/>
+      <w:numFmt w:val="bullet"/>
+      <w:lvlText w:val=""/>
+      <w:lvlJc w:val="left"/>
+      <w:pPr>
+        <w:ind w:left="4320" w:hanging="360"/>
+      </w:pPr>
+      <w:rPr>
+        <w:rFonts w:ascii="Wingdings" w:hAnsi="Wingdings" w:hint="default"/>
+      </w:rPr>
+    </w:lvl>
+    <w:lvl w:ilvl="6" w:tplc="38090001" w:tentative="1">
+      <w:start w:val="1"/>
+      <w:numFmt w:val="bullet"/>
+      <w:lvlText w:val=""/>
+      <w:lvlJc w:val="left"/>
+      <w:pPr>
+        <w:ind w:left="5040" w:hanging="360"/>
+      </w:pPr>
+      <w:rPr>
+        <w:rFonts w:ascii="Symbol" w:hAnsi="Symbol" w:hint="default"/>
+      </w:rPr>
+    </w:lvl>
+    <w:lvl w:ilvl="7" w:tplc="38090003" w:tentative="1">
+      <w:start w:val="1"/>
+      <w:numFmt w:val="bullet"/>
+      <w:lvlText w:val="o"/>
+      <w:lvlJc w:val="left"/>
+      <w:pPr>
+        <w:ind w:left="5760" w:hanging="360"/>
+      </w:pPr>
+      <w:rPr>
+        <w:rFonts w:ascii="Courier New" w:hAnsi="Courier New" w:cs="Courier New" w:hint="default"/>
+      </w:rPr>
+    </w:lvl>
+    <w:lvl w:ilvl="8" w:tplc="38090005" w:tentative="1">
+      <w:start w:val="1"/>
+      <w:numFmt w:val="bullet"/>
+      <w:lvlText w:val=""/>
+      <w:lvlJc w:val="left"/>
+      <w:pPr>
+        <w:ind w:left="6480" w:hanging="360"/>
+      </w:pPr>
+      <w:rPr>
+        <w:rFonts w:ascii="Wingdings" w:hAnsi="Wingdings" w:hint="default"/>
+      </w:rPr>
+    </w:lvl>
+  </w:abstractNum>
+  <w:abstractNum w:abstractNumId="16" w15:restartNumberingAfterBreak="0">
     <w:nsid w:val="54866368"/>
     <w:multiLevelType w:val="hybridMultilevel"/>
     <w:tmpl w:val="D25CD1AE"/>
@@ -7254,7 +9314,7 @@
       </w:pPr>
     </w:lvl>
   </w:abstractNum>
-  <w:abstractNum w:abstractNumId="11" w15:restartNumberingAfterBreak="0">
+  <w:abstractNum w:abstractNumId="17" w15:restartNumberingAfterBreak="0">
     <w:nsid w:val="57936755"/>
     <w:multiLevelType w:val="multilevel"/>
     <w:tmpl w:val="B04AB51E"/>
@@ -7367,7 +9427,7 @@
       </w:rPr>
     </w:lvl>
   </w:abstractNum>
-  <w:abstractNum w:abstractNumId="12" w15:restartNumberingAfterBreak="0">
+  <w:abstractNum w:abstractNumId="18" w15:restartNumberingAfterBreak="0">
     <w:nsid w:val="58476B46"/>
     <w:multiLevelType w:val="multilevel"/>
     <w:tmpl w:val="3FB467D2"/>
@@ -7453,7 +9513,7 @@
       </w:pPr>
     </w:lvl>
   </w:abstractNum>
-  <w:abstractNum w:abstractNumId="13" w15:restartNumberingAfterBreak="0">
+  <w:abstractNum w:abstractNumId="19" w15:restartNumberingAfterBreak="0">
     <w:nsid w:val="61553459"/>
     <w:multiLevelType w:val="hybridMultilevel"/>
     <w:tmpl w:val="DE749FA6"/>
@@ -7566,7 +9626,7 @@
       </w:rPr>
     </w:lvl>
   </w:abstractNum>
-  <w:abstractNum w:abstractNumId="14" w15:restartNumberingAfterBreak="0">
+  <w:abstractNum w:abstractNumId="20" w15:restartNumberingAfterBreak="0">
     <w:nsid w:val="622F6A17"/>
     <w:multiLevelType w:val="multilevel"/>
     <w:tmpl w:val="7020F7FE"/>
@@ -7652,7 +9712,120 @@
       </w:pPr>
     </w:lvl>
   </w:abstractNum>
-  <w:abstractNum w:abstractNumId="15" w15:restartNumberingAfterBreak="0">
+  <w:abstractNum w:abstractNumId="21" w15:restartNumberingAfterBreak="0">
+    <w:nsid w:val="67EB783C"/>
+    <w:multiLevelType w:val="hybridMultilevel"/>
+    <w:tmpl w:val="AC4ED382"/>
+    <w:lvl w:ilvl="0" w:tplc="38090001">
+      <w:start w:val="1"/>
+      <w:numFmt w:val="bullet"/>
+      <w:lvlText w:val=""/>
+      <w:lvlJc w:val="left"/>
+      <w:pPr>
+        <w:ind w:left="1080" w:hanging="360"/>
+      </w:pPr>
+      <w:rPr>
+        <w:rFonts w:ascii="Symbol" w:hAnsi="Symbol" w:hint="default"/>
+      </w:rPr>
+    </w:lvl>
+    <w:lvl w:ilvl="1" w:tplc="38090003" w:tentative="1">
+      <w:start w:val="1"/>
+      <w:numFmt w:val="bullet"/>
+      <w:lvlText w:val="o"/>
+      <w:lvlJc w:val="left"/>
+      <w:pPr>
+        <w:ind w:left="1800" w:hanging="360"/>
+      </w:pPr>
+      <w:rPr>
+        <w:rFonts w:ascii="Courier New" w:hAnsi="Courier New" w:cs="Courier New" w:hint="default"/>
+      </w:rPr>
+    </w:lvl>
+    <w:lvl w:ilvl="2" w:tplc="38090005" w:tentative="1">
+      <w:start w:val="1"/>
+      <w:numFmt w:val="bullet"/>
+      <w:lvlText w:val=""/>
+      <w:lvlJc w:val="left"/>
+      <w:pPr>
+        <w:ind w:left="2520" w:hanging="360"/>
+      </w:pPr>
+      <w:rPr>
+        <w:rFonts w:ascii="Wingdings" w:hAnsi="Wingdings" w:hint="default"/>
+      </w:rPr>
+    </w:lvl>
+    <w:lvl w:ilvl="3" w:tplc="38090001" w:tentative="1">
+      <w:start w:val="1"/>
+      <w:numFmt w:val="bullet"/>
+      <w:lvlText w:val=""/>
+      <w:lvlJc w:val="left"/>
+      <w:pPr>
+        <w:ind w:left="3240" w:hanging="360"/>
+      </w:pPr>
+      <w:rPr>
+        <w:rFonts w:ascii="Symbol" w:hAnsi="Symbol" w:hint="default"/>
+      </w:rPr>
+    </w:lvl>
+    <w:lvl w:ilvl="4" w:tplc="38090003" w:tentative="1">
+      <w:start w:val="1"/>
+      <w:numFmt w:val="bullet"/>
+      <w:lvlText w:val="o"/>
+      <w:lvlJc w:val="left"/>
+      <w:pPr>
+        <w:ind w:left="3960" w:hanging="360"/>
+      </w:pPr>
+      <w:rPr>
+        <w:rFonts w:ascii="Courier New" w:hAnsi="Courier New" w:cs="Courier New" w:hint="default"/>
+      </w:rPr>
+    </w:lvl>
+    <w:lvl w:ilvl="5" w:tplc="38090005" w:tentative="1">
+      <w:start w:val="1"/>
+      <w:numFmt w:val="bullet"/>
+      <w:lvlText w:val=""/>
+      <w:lvlJc w:val="left"/>
+      <w:pPr>
+        <w:ind w:left="4680" w:hanging="360"/>
+      </w:pPr>
+      <w:rPr>
+        <w:rFonts w:ascii="Wingdings" w:hAnsi="Wingdings" w:hint="default"/>
+      </w:rPr>
+    </w:lvl>
+    <w:lvl w:ilvl="6" w:tplc="38090001" w:tentative="1">
+      <w:start w:val="1"/>
+      <w:numFmt w:val="bullet"/>
+      <w:lvlText w:val=""/>
+      <w:lvlJc w:val="left"/>
+      <w:pPr>
+        <w:ind w:left="5400" w:hanging="360"/>
+      </w:pPr>
+      <w:rPr>
+        <w:rFonts w:ascii="Symbol" w:hAnsi="Symbol" w:hint="default"/>
+      </w:rPr>
+    </w:lvl>
+    <w:lvl w:ilvl="7" w:tplc="38090003" w:tentative="1">
+      <w:start w:val="1"/>
+      <w:numFmt w:val="bullet"/>
+      <w:lvlText w:val="o"/>
+      <w:lvlJc w:val="left"/>
+      <w:pPr>
+        <w:ind w:left="6120" w:hanging="360"/>
+      </w:pPr>
+      <w:rPr>
+        <w:rFonts w:ascii="Courier New" w:hAnsi="Courier New" w:cs="Courier New" w:hint="default"/>
+      </w:rPr>
+    </w:lvl>
+    <w:lvl w:ilvl="8" w:tplc="38090005" w:tentative="1">
+      <w:start w:val="1"/>
+      <w:numFmt w:val="bullet"/>
+      <w:lvlText w:val=""/>
+      <w:lvlJc w:val="left"/>
+      <w:pPr>
+        <w:ind w:left="6840" w:hanging="360"/>
+      </w:pPr>
+      <w:rPr>
+        <w:rFonts w:ascii="Wingdings" w:hAnsi="Wingdings" w:hint="default"/>
+      </w:rPr>
+    </w:lvl>
+  </w:abstractNum>
+  <w:abstractNum w:abstractNumId="22" w15:restartNumberingAfterBreak="0">
     <w:nsid w:val="6CEC5BF6"/>
     <w:multiLevelType w:val="hybridMultilevel"/>
     <w:tmpl w:val="6AACCE60"/>
@@ -7738,7 +9911,7 @@
       </w:pPr>
     </w:lvl>
   </w:abstractNum>
-  <w:abstractNum w:abstractNumId="16" w15:restartNumberingAfterBreak="0">
+  <w:abstractNum w:abstractNumId="23" w15:restartNumberingAfterBreak="0">
     <w:nsid w:val="6F321568"/>
     <w:multiLevelType w:val="multilevel"/>
     <w:tmpl w:val="CA48B876"/>
@@ -7824,7 +9997,7 @@
       </w:pPr>
     </w:lvl>
   </w:abstractNum>
-  <w:abstractNum w:abstractNumId="17" w15:restartNumberingAfterBreak="0">
+  <w:abstractNum w:abstractNumId="24" w15:restartNumberingAfterBreak="0">
     <w:nsid w:val="70955F37"/>
     <w:multiLevelType w:val="multilevel"/>
     <w:tmpl w:val="24927C2A"/>
@@ -7911,7 +10084,7 @@
     </w:lvl>
   </w:abstractNum>
   <w:num w:numId="1" w16cid:durableId="1349141512">
-    <w:abstractNumId w:val="7"/>
+    <w:abstractNumId w:val="10"/>
   </w:num>
   <w:num w:numId="2" w16cid:durableId="1790465504">
     <w:abstractNumId w:val="0"/>
@@ -7920,55 +10093,76 @@
     <w:abstractNumId w:val="1"/>
   </w:num>
   <w:num w:numId="4" w16cid:durableId="681057059">
+    <w:abstractNumId w:val="20"/>
+  </w:num>
+  <w:num w:numId="5" w16cid:durableId="812522584">
+    <w:abstractNumId w:val="11"/>
+  </w:num>
+  <w:num w:numId="6" w16cid:durableId="1998028605">
+    <w:abstractNumId w:val="24"/>
+  </w:num>
+  <w:num w:numId="7" w16cid:durableId="1586186828">
+    <w:abstractNumId w:val="23"/>
+  </w:num>
+  <w:num w:numId="8" w16cid:durableId="1174955020">
+    <w:abstractNumId w:val="18"/>
+  </w:num>
+  <w:num w:numId="9" w16cid:durableId="1550648596">
+    <w:abstractNumId w:val="3"/>
+  </w:num>
+  <w:num w:numId="10" w16cid:durableId="1635940779">
+    <w:abstractNumId w:val="19"/>
+  </w:num>
+  <w:num w:numId="11" w16cid:durableId="670792693">
+    <w:abstractNumId w:val="7"/>
+  </w:num>
+  <w:num w:numId="12" w16cid:durableId="729302002">
+    <w:abstractNumId w:val="22"/>
+  </w:num>
+  <w:num w:numId="13" w16cid:durableId="1590043605">
+    <w:abstractNumId w:val="13"/>
+  </w:num>
+  <w:num w:numId="14" w16cid:durableId="2070421535">
+    <w:abstractNumId w:val="17"/>
+  </w:num>
+  <w:num w:numId="15" w16cid:durableId="1002854609">
+    <w:abstractNumId w:val="9"/>
+  </w:num>
+  <w:num w:numId="16" w16cid:durableId="1970083684">
+    <w:abstractNumId w:val="5"/>
+  </w:num>
+  <w:num w:numId="17" w16cid:durableId="1629818885">
+    <w:abstractNumId w:val="16"/>
+  </w:num>
+  <w:num w:numId="18" w16cid:durableId="414791328">
+    <w:abstractNumId w:val="4"/>
+  </w:num>
+  <w:num w:numId="19" w16cid:durableId="1527253699">
+    <w:abstractNumId w:val="6"/>
+  </w:num>
+  <w:num w:numId="20" w16cid:durableId="1651326438">
+    <w:abstractNumId w:val="8"/>
+  </w:num>
+  <w:num w:numId="21" w16cid:durableId="862404376">
+    <w:abstractNumId w:val="15"/>
+  </w:num>
+  <w:num w:numId="22" w16cid:durableId="1814106017">
     <w:abstractNumId w:val="14"/>
   </w:num>
-  <w:num w:numId="5" w16cid:durableId="812522584">
-    <w:abstractNumId w:val="8"/>
+  <w:num w:numId="23" w16cid:durableId="408429122">
+    <w:abstractNumId w:val="21"/>
   </w:num>
-  <w:num w:numId="6" w16cid:durableId="1998028605">
-    <w:abstractNumId w:val="17"/>
-  </w:num>
-  <w:num w:numId="7" w16cid:durableId="1586186828">
-    <w:abstractNumId w:val="16"/>
-  </w:num>
-  <w:num w:numId="8" w16cid:durableId="1174955020">
-    <w:abstractNumId w:val="12"/>
-  </w:num>
-  <w:num w:numId="9" w16cid:durableId="1550648596">
+  <w:num w:numId="24" w16cid:durableId="1492255039">
     <w:abstractNumId w:val="2"/>
   </w:num>
-  <w:num w:numId="10" w16cid:durableId="1635940779">
-    <w:abstractNumId w:val="13"/>
-  </w:num>
-  <w:num w:numId="11" w16cid:durableId="670792693">
-    <w:abstractNumId w:val="5"/>
-  </w:num>
-  <w:num w:numId="12" w16cid:durableId="729302002">
-    <w:abstractNumId w:val="15"/>
-  </w:num>
-  <w:num w:numId="13" w16cid:durableId="1590043605">
-    <w:abstractNumId w:val="9"/>
-  </w:num>
-  <w:num w:numId="14" w16cid:durableId="2070421535">
-    <w:abstractNumId w:val="11"/>
-  </w:num>
-  <w:num w:numId="15" w16cid:durableId="1002854609">
-    <w:abstractNumId w:val="6"/>
-  </w:num>
-  <w:num w:numId="16" w16cid:durableId="1970083684">
-    <w:abstractNumId w:val="4"/>
-  </w:num>
-  <w:num w:numId="17" w16cid:durableId="1629818885">
-    <w:abstractNumId w:val="10"/>
-  </w:num>
-  <w:num w:numId="18" w16cid:durableId="414791328">
-    <w:abstractNumId w:val="3"/>
+  <w:num w:numId="25" w16cid:durableId="1263614023">
+    <w:abstractNumId w:val="12"/>
   </w:num>
 </w:numbering>
 </file>
 
 <file path=word/styles.xml><?xml version="1.0" encoding="utf-8"?>
-<w:styles xmlns:mc="http://schemas.openxmlformats.org/markup-compatibility/2006" xmlns:r="http://schemas.openxmlformats.org/officeDocument/2006/relationships" xmlns:w="http://schemas.openxmlformats.org/wordprocessingml/2006/main" xmlns:w14="http://schemas.microsoft.com/office/word/2010/wordml" xmlns:w15="http://schemas.microsoft.com/office/word/2012/wordml" xmlns:w16cex="http://schemas.microsoft.com/office/word/2018/wordml/cex" xmlns:w16cid="http://schemas.microsoft.com/office/word/2016/wordml/cid" xmlns:w16="http://schemas.microsoft.com/office/word/2018/wordml" xmlns:w16sdtdh="http://schemas.microsoft.com/office/word/2020/wordml/sdtdatahash" xmlns:w16se="http://schemas.microsoft.com/office/word/2015/wordml/symex" mc:Ignorable="w14 w15 w16se w16cid w16 w16cex w16sdtdh">
+<w:styles xmlns:mc="http://schemas.openxmlformats.org/markup-compatibility/2006" xmlns:r="http://schemas.openxmlformats.org/officeDocument/2006/relationships" xmlns:w="http://schemas.openxmlformats.org/wordprocessingml/2006/main" xmlns:w14="http://schemas.microsoft.com/office/word/2010/wordml" xmlns:w15="http://schemas.microsoft.com/office/word/2012/wordml" xmlns:w16cex="http://schemas.microsoft.com/office/word/2018/wordml/cex" xmlns:w16cid="http://schemas.microsoft.com/office/word/2016/wordml/cid" xmlns:w16="http://schemas.microsoft.com/office/word/2018/wordml" xmlns:w16du="http://schemas.microsoft.com/office/word/2023/wordml/word16du" xmlns:w16sdtdh="http://schemas.microsoft.com/office/word/2020/wordml/sdtdatahash" xmlns:w16sdtfl="http://schemas.microsoft.com/office/word/2024/wordml/sdtformatlock" xmlns:w16se="http://schemas.microsoft.com/office/word/2015/wordml/symex" mc:Ignorable="w14 w15 w16se w16cid w16 w16cex w16sdtdh w16sdtfl w16du">
   <w:docDefaults>
     <w:rPrDefault>
       <w:rPr>
@@ -8489,7 +10683,6 @@
   <w:style w:type="character" w:default="1" w:styleId="DefaultParagraphFont">
     <w:name w:val="Default Paragraph Font"/>
     <w:uiPriority w:val="1"/>
-    <w:semiHidden/>
     <w:unhideWhenUsed/>
   </w:style>
   <w:style w:type="table" w:default="1" w:styleId="TableNormal">
